--- a/Cossio_WGEMM_2025_submitted.docx
+++ b/Cossio_WGEMM_2025_submitted.docx
@@ -1,6 +1,6 @@
 
 <file path=word/document.xml><?xml version="1.0" encoding="utf-8"?>
-<w:document xmlns:wpc="http://schemas.microsoft.com/office/word/2010/wordprocessingCanvas" xmlns:cx="http://schemas.microsoft.com/office/drawing/2014/chartex" xmlns:cx1="http://schemas.microsoft.com/office/drawing/2015/9/8/chartex" xmlns:cx2="http://schemas.microsoft.com/office/drawing/2015/10/21/chartex" xmlns:cx3="http://schemas.microsoft.com/office/drawing/2016/5/9/chartex" xmlns:cx4="http://schemas.microsoft.com/office/drawing/2016/5/10/chartex" xmlns:cx5="http://schemas.microsoft.com/office/drawing/2016/5/11/chartex" xmlns:cx6="http://schemas.microsoft.com/office/drawing/2016/5/12/chartex" xmlns:cx7="http://schemas.microsoft.com/office/drawing/2016/5/13/chartex" xmlns:cx8="http://schemas.microsoft.com/office/drawing/2016/5/14/chartex" xmlns:mc="http://schemas.openxmlformats.org/markup-compatibility/2006" xmlns:aink="http://schemas.microsoft.com/office/drawing/2016/ink" xmlns:am3d="http://schemas.microsoft.com/office/drawing/2017/model3d" xmlns:o="urn:schemas-microsoft-com:office:office" xmlns:r="http://schemas.openxmlformats.org/officeDocument/2006/relationships" xmlns:m="http://schemas.openxmlformats.org/officeDocument/2006/math" xmlns:v="urn:schemas-microsoft-com:vml" xmlns:wp14="http://schemas.microsoft.com/office/word/2010/wordprocessingDrawing" xmlns:wp="http://schemas.openxmlformats.org/drawingml/2006/wordprocessingDrawing" xmlns:w10="urn:schemas-microsoft-com:office:word" xmlns:w="http://schemas.openxmlformats.org/wordprocessingml/2006/main" xmlns:w14="http://schemas.microsoft.com/office/word/2010/wordml" xmlns:w15="http://schemas.microsoft.com/office/word/2012/wordml" xmlns:w16cex="http://schemas.microsoft.com/office/word/2018/wordml/cex" xmlns:w16cid="http://schemas.microsoft.com/office/word/2016/wordml/cid" xmlns:w16="http://schemas.microsoft.com/office/word/2018/wordml" xmlns:w16sdtdh="http://schemas.microsoft.com/office/word/2020/wordml/sdtdatahash" xmlns:w16se="http://schemas.microsoft.com/office/word/2015/wordml/symex" xmlns:wpg="http://schemas.microsoft.com/office/word/2010/wordprocessingGroup" xmlns:wpi="http://schemas.microsoft.com/office/word/2010/wordprocessingInk" xmlns:wne="http://schemas.microsoft.com/office/word/2006/wordml" xmlns:wps="http://schemas.microsoft.com/office/word/2010/wordprocessingShape" mc:Ignorable="w14 w15 w16se w16cid w16 w16cex w16sdtdh wp14">
+<w:document xmlns:wpc="http://schemas.microsoft.com/office/word/2010/wordprocessingCanvas" xmlns:cx="http://schemas.microsoft.com/office/drawing/2014/chartex" xmlns:cx1="http://schemas.microsoft.com/office/drawing/2015/9/8/chartex" xmlns:mc="http://schemas.openxmlformats.org/markup-compatibility/2006" xmlns:o="urn:schemas-microsoft-com:office:office" xmlns:r="http://schemas.openxmlformats.org/officeDocument/2006/relationships" xmlns:m="http://schemas.openxmlformats.org/officeDocument/2006/math" xmlns:v="urn:schemas-microsoft-com:vml" xmlns:wp14="http://schemas.microsoft.com/office/word/2010/wordprocessingDrawing" xmlns:wp="http://schemas.openxmlformats.org/drawingml/2006/wordprocessingDrawing" xmlns:w10="urn:schemas-microsoft-com:office:word" xmlns:w="http://schemas.openxmlformats.org/wordprocessingml/2006/main" xmlns:w14="http://schemas.microsoft.com/office/word/2010/wordml" xmlns:w15="http://schemas.microsoft.com/office/word/2012/wordml" xmlns:w16se="http://schemas.microsoft.com/office/word/2015/wordml/symex" xmlns:wpg="http://schemas.microsoft.com/office/word/2010/wordprocessingGroup" xmlns:wpi="http://schemas.microsoft.com/office/word/2010/wordprocessingInk" xmlns:wne="http://schemas.microsoft.com/office/word/2006/wordml" xmlns:wps="http://schemas.microsoft.com/office/word/2010/wordprocessingShape" mc:Ignorable="w14 w15 w16se wp14">
   <w:body>
     <w:p>
       <w:pPr>
@@ -81,9 +81,11 @@
         </w:rPr>
         <w:t xml:space="preserve"> </w:t>
       </w:r>
+      <w:proofErr w:type="spellStart"/>
       <w:r>
         <w:t>Bransfield</w:t>
       </w:r>
+      <w:proofErr w:type="spellEnd"/>
       <w:r>
         <w:rPr>
           <w:spacing w:val="-5"/>
@@ -127,7 +129,15 @@
         <w:t xml:space="preserve"> </w:t>
       </w:r>
       <w:r>
-        <w:t xml:space="preserve">austral summer from a new glider-based wideband echosounder; forthcoming biomass estimates from the 2024/25 glider deployment and mooring and glider deployment plans for 2025/26 </w:t>
+        <w:t xml:space="preserve">austral summer from a new glider-based wideband </w:t>
+      </w:r>
+      <w:proofErr w:type="spellStart"/>
+      <w:r>
+        <w:t>echosounder</w:t>
+      </w:r>
+      <w:proofErr w:type="spellEnd"/>
+      <w:r>
+        <w:t xml:space="preserve">; forthcoming biomass estimates from the 2024/25 glider deployment and mooring and glider deployment plans for 2025/26 </w:t>
       </w:r>
     </w:p>
     <w:p>
@@ -319,13 +329,35 @@
         <w:ind w:right="89"/>
       </w:pPr>
       <w:r>
-        <w:t>The U. S. Antarctic Marine Living Resources (U. S. AMLR) program deployed two Teledyne Webb Research Slocum G3 gliders, each equipped with a suite of oceanographic sensors and newly designed Nortek Signature100 single beam wide-band compact echosounder (70 kHz to 120 kHz).  We previously reported these krill densities to CCAMLR (</w:t>
-      </w:r>
-      <w:r>
-        <w:rPr>
-          <w:color w:val="212121"/>
-        </w:rPr>
-        <w:t>EMM2024/53), but noted a large discrepancy between the two gliders, and attributed the differences to calibration errors. Here we present corrected biomass densities after a more rigorous calibration procedure. At 120kHz, differences in biomass density estimates within the BS survey area between gliders ranged from 2.9 to 3.3 g m</w:t>
+        <w:t xml:space="preserve">The U. S. Antarctic Marine Living Resources (U. S. AMLR) program deployed two Teledyne Webb Research Slocum G3 gliders, each equipped with a suite of oceanographic sensors and newly designed Nortek Signature100 single beam wide-band compact </w:t>
+      </w:r>
+      <w:proofErr w:type="spellStart"/>
+      <w:r>
+        <w:t>echosounder</w:t>
+      </w:r>
+      <w:proofErr w:type="spellEnd"/>
+      <w:r>
+        <w:t xml:space="preserve"> (70 kHz to 120 kHz).  We previously reported these krill densities to CCAMLR (</w:t>
+      </w:r>
+      <w:r>
+        <w:rPr>
+          <w:color w:val="212121"/>
+        </w:rPr>
+        <w:t xml:space="preserve">EMM2024/53), but noted a large discrepancy between the two gliders, and attributed the differences to calibration errors. Here we present corrected biomass densities after a more rigorous calibration procedure. At </w:t>
+      </w:r>
+      <w:proofErr w:type="gramStart"/>
+      <w:r>
+        <w:rPr>
+          <w:color w:val="212121"/>
+        </w:rPr>
+        <w:t>120kHz</w:t>
+      </w:r>
+      <w:proofErr w:type="gramEnd"/>
+      <w:r>
+        <w:rPr>
+          <w:color w:val="212121"/>
+        </w:rPr>
+        <w:t>, differences in biomass density estimates within the BS survey area between gliders ranged from 2.9 to 3.3 g m</w:t>
       </w:r>
       <w:r>
         <w:rPr>
@@ -497,11 +529,48 @@
         <w:pStyle w:val="BodyText"/>
       </w:pPr>
       <w:r>
-        <w:t xml:space="preserve">Further, to continue developing our glider-based timeseries of krill biomass density estimates within Bransfield Strait, U.S. AMLR will process the acoustic data from the 2024/25 glider deployment in Bransfield Strait. Additionally, the U. S. AMLR Program has plans to deploy two gliders within Bransfield Strait in the upcoming field season (2025/26) equipped with active acoustic systems and a </w:t>
-      </w:r>
+        <w:t xml:space="preserve">Further, to continue developing our glider-based </w:t>
+      </w:r>
+      <w:proofErr w:type="spellStart"/>
+      <w:r>
+        <w:t>timeseries</w:t>
+      </w:r>
+      <w:proofErr w:type="spellEnd"/>
+      <w:r>
+        <w:t xml:space="preserve"> of krill biomass density estimates within </w:t>
+      </w:r>
+      <w:proofErr w:type="spellStart"/>
+      <w:r>
+        <w:t>Bransfield</w:t>
+      </w:r>
+      <w:proofErr w:type="spellEnd"/>
+      <w:r>
+        <w:t xml:space="preserve"> Strait, U.S. AMLR will process the acoustic data from the 2024/25 glider deployment in </w:t>
+      </w:r>
+      <w:proofErr w:type="spellStart"/>
+      <w:r>
+        <w:t>Bransfield</w:t>
+      </w:r>
+      <w:proofErr w:type="spellEnd"/>
+      <w:r>
+        <w:t xml:space="preserve"> Strait. Additionally, the U. S. AMLR Program has plans to deploy two gliders within </w:t>
+      </w:r>
+      <w:proofErr w:type="spellStart"/>
+      <w:r>
+        <w:t>Bransfield</w:t>
+      </w:r>
+      <w:proofErr w:type="spellEnd"/>
+      <w:r>
+        <w:t xml:space="preserve"> Strait in the upcoming field season (2025/26) equipped with active acoustic systems and a </w:t>
+      </w:r>
+      <w:proofErr w:type="gramStart"/>
       <w:r>
         <w:lastRenderedPageBreak/>
-        <w:t>shadowgraph plankton camera system in early summer. Finally, attached to this document is a preliminary acoustic mooring deployment plan for an 18</w:t>
+        <w:t>shadowgraph plankton camera system</w:t>
+      </w:r>
+      <w:proofErr w:type="gramEnd"/>
+      <w:r>
+        <w:t xml:space="preserve"> in early summer. Finally, attached to this document is a preliminary acoustic mooring deployment plan for an 18</w:t>
       </w:r>
       <w:r>
         <w:t>-</w:t>
@@ -540,7 +609,15 @@
         <w:ind w:left="100" w:right="153"/>
       </w:pPr>
       <w:r>
-        <w:t>CCAMLR requires estimates of krill biomass at appropriate time and space scales to develop a revised krill management plan that can allocate krill catch within and among subareas. Annual biomass estimates have historically been made from research vessel based acoustic trawl surveys. Owing to the cost of these surveys, many national programs have reduced the frequency or eliminated surveys. At the same time, krill catch has increased. Thus, there is a realization that a revised krill management strategy will need to expand</w:t>
+        <w:t xml:space="preserve">CCAMLR requires estimates of krill biomass at appropriate time and space scales to develop a revised krill management plan that can allocate krill catch within and among subareas. Annual biomass estimates </w:t>
+      </w:r>
+      <w:proofErr w:type="gramStart"/>
+      <w:r>
+        <w:t>have historically been made</w:t>
+      </w:r>
+      <w:proofErr w:type="gramEnd"/>
+      <w:r>
+        <w:t xml:space="preserve"> from research vessel based acoustic trawl surveys. Owing to the cost of these surveys, many national programs have reduced the frequency or eliminated surveys. At the same time, krill catch has increased. Thus, there is a realization that a revised krill management strategy will need to expand</w:t>
       </w:r>
       <w:r>
         <w:rPr>
@@ -675,7 +752,15 @@
         <w:t xml:space="preserve"> </w:t>
       </w:r>
       <w:r>
-        <w:t>Considerable effort has been expanded to use fishing vessels to provide acoustic estimates on fishing grounds, in addition to their use in fishery independent surveys.</w:t>
+        <w:t xml:space="preserve">Considerable effort </w:t>
+      </w:r>
+      <w:proofErr w:type="gramStart"/>
+      <w:r>
+        <w:t>has been expanded</w:t>
+      </w:r>
+      <w:proofErr w:type="gramEnd"/>
+      <w:r>
+        <w:t xml:space="preserve"> to use fishing vessels to provide acoustic estimates on fishing grounds, in addition to their use in fishery independent surveys.</w:t>
       </w:r>
     </w:p>
     <w:p>
@@ -800,8 +885,13 @@
         <w:t xml:space="preserve"> </w:t>
       </w:r>
       <w:r>
-        <w:t>Antarctic krill acoustic biomass estimates since 1991 (Hewitt et al. 2003: Reiss et al. 2008). Initially, the US AMLR program used ships to collect acoustic data during the austral summer until 2012, when the program did five consecutive winter acoustic estimates (2012 – 2016) (Reiss. et al. 2017). In 2018, US AMLR started using autonomous underwater gliders equipped with active acoustics (Reiss et al. 2021) and have been performing annual glider deployments to continue to provide summer krill biomass estimates.</w:t>
-      </w:r>
+        <w:t xml:space="preserve">Antarctic krill acoustic biomass estimates since 1991 (Hewitt et al. 2003: Reiss et al. 2008). Initially, the US AMLR program used ships to collect acoustic data during the austral summer until 2012, when the program did five consecutive winter acoustic estimates (2012 – 2016) (Reiss. et al. 2017). </w:t>
+      </w:r>
+      <w:proofErr w:type="gramStart"/>
+      <w:r>
+        <w:t>In 2018, US AMLR started using autonomous underwater gliders equipped with active acoustics (Reiss et al. 2021) and have been performing annual glider deployments to continue to provide summer krill biomass estimates.</w:t>
+      </w:r>
+      <w:proofErr w:type="gramEnd"/>
     </w:p>
     <w:p>
       <w:pPr>
@@ -810,7 +900,31 @@
         <w:ind w:left="100" w:right="163"/>
       </w:pPr>
       <w:r>
-        <w:t>Here we report on krill estimates or the 2023/24 austral summer in Bransfield Strait from two autonomous gliders. We demonstrate the use of a new single beam wide-band echosounder (Nortek Signature100 compact echosounder), and compare the biomass density estimated by each glider to better understand the utility of these tools. Finally, we propose a new method</w:t>
+        <w:t xml:space="preserve">Here we report on krill estimates or the 2023/24 austral summer in </w:t>
+      </w:r>
+      <w:proofErr w:type="spellStart"/>
+      <w:r>
+        <w:t>Bransfield</w:t>
+      </w:r>
+      <w:proofErr w:type="spellEnd"/>
+      <w:r>
+        <w:t xml:space="preserve"> Strait from two autonomous gliders. We demonstrate the use of a new single beam wide-band </w:t>
+      </w:r>
+      <w:proofErr w:type="spellStart"/>
+      <w:r>
+        <w:t>echosounder</w:t>
+      </w:r>
+      <w:proofErr w:type="spellEnd"/>
+      <w:r>
+        <w:t xml:space="preserve"> (Nortek Signature100 compact </w:t>
+      </w:r>
+      <w:proofErr w:type="spellStart"/>
+      <w:r>
+        <w:t>echosounder</w:t>
+      </w:r>
+      <w:proofErr w:type="spellEnd"/>
+      <w:r>
+        <w:t>), and compare the biomass density estimated by each glider to better understand the utility of these tools. Finally, we propose a new method</w:t>
       </w:r>
       <w:r>
         <w:rPr>
@@ -1130,7 +1244,15 @@
         <w:ind w:left="100" w:right="118"/>
       </w:pPr>
       <w:r>
-        <w:t>The US AMLR program deployed two Teledyne Webb Research Slocum G3 gliders (AMLR03 and AMLR04) south of Smith Island, in the Bransfield Strait on November 28, 2023 by the RVIB Laurence</w:t>
+        <w:t xml:space="preserve">The US AMLR program deployed two Teledyne Webb Research Slocum G3 gliders (AMLR03 and AMLR04) south of Smith Island, in the </w:t>
+      </w:r>
+      <w:proofErr w:type="spellStart"/>
+      <w:r>
+        <w:t>Bransfield</w:t>
+      </w:r>
+      <w:proofErr w:type="spellEnd"/>
+      <w:r>
+        <w:t xml:space="preserve"> Strait on November 28, 2023 by the RVIB Laurence</w:t>
       </w:r>
       <w:r>
         <w:rPr>
@@ -1283,7 +1405,15 @@
         <w:t xml:space="preserve"> </w:t>
       </w:r>
       <w:r>
-        <w:t>cross basin transects historically surveyed during our previous ship surveys (Reiss et al. 2008), and recent autonomous surveys. In addition to the cross basin transects, the survey path is also aimed to increase sampling in</w:t>
+        <w:t xml:space="preserve">cross basin transects historically surveyed during our previous ship surveys (Reiss et al. 2008), and recent autonomous surveys. In addition to the </w:t>
+      </w:r>
+      <w:proofErr w:type="gramStart"/>
+      <w:r>
+        <w:t>cross basin</w:t>
+      </w:r>
+      <w:proofErr w:type="gramEnd"/>
+      <w:r>
+        <w:t xml:space="preserve"> transects, the survey path is also aimed to increase sampling in</w:t>
       </w:r>
       <w:r>
         <w:rPr>
@@ -1337,7 +1467,55 @@
         <w:t xml:space="preserve"> </w:t>
       </w:r>
       <w:r>
-        <w:t>the Bransfield Strait), and of penguin foraging areas near King George Island. Additionally, as part of other oceanographic investigations, a repeat survey was conducted near the mouth of Gerlache Strait in SW Bransfield Strait. After completing the survey, the gliders were retrieved on January 27, 2024 south of Hoeseason Island by the RVIB</w:t>
+        <w:t xml:space="preserve">the </w:t>
+      </w:r>
+      <w:proofErr w:type="spellStart"/>
+      <w:r>
+        <w:t>Bransfield</w:t>
+      </w:r>
+      <w:proofErr w:type="spellEnd"/>
+      <w:r>
+        <w:t xml:space="preserve"> Strait), and of penguin foraging areas near King George Island. Additionally, as part of other oceanographic investigations, a repeat survey </w:t>
+      </w:r>
+      <w:proofErr w:type="gramStart"/>
+      <w:r>
+        <w:t>was conducted</w:t>
+      </w:r>
+      <w:proofErr w:type="gramEnd"/>
+      <w:r>
+        <w:t xml:space="preserve"> near the mouth of </w:t>
+      </w:r>
+      <w:proofErr w:type="spellStart"/>
+      <w:r>
+        <w:t>Gerlache</w:t>
+      </w:r>
+      <w:proofErr w:type="spellEnd"/>
+      <w:r>
+        <w:t xml:space="preserve"> Strait in SW </w:t>
+      </w:r>
+      <w:proofErr w:type="spellStart"/>
+      <w:r>
+        <w:t>Bransfield</w:t>
+      </w:r>
+      <w:proofErr w:type="spellEnd"/>
+      <w:r>
+        <w:t xml:space="preserve"> Strait. After completing the survey, the gliders </w:t>
+      </w:r>
+      <w:proofErr w:type="gramStart"/>
+      <w:r>
+        <w:t>were retrieved</w:t>
+      </w:r>
+      <w:proofErr w:type="gramEnd"/>
+      <w:r>
+        <w:t xml:space="preserve"> on January 27, 2024 south of </w:t>
+      </w:r>
+      <w:proofErr w:type="spellStart"/>
+      <w:r>
+        <w:t>Hoeseason</w:t>
+      </w:r>
+      <w:proofErr w:type="spellEnd"/>
+      <w:r>
+        <w:t xml:space="preserve"> Island by the RVIB</w:t>
       </w:r>
       <w:r>
         <w:rPr>
@@ -1359,7 +1537,15 @@
       </w:r>
       <w:r>
         <w:lastRenderedPageBreak/>
-        <w:t>35m off of the bottom.</w:t>
+        <w:t xml:space="preserve">35m </w:t>
+      </w:r>
+      <w:proofErr w:type="gramStart"/>
+      <w:r>
+        <w:t>off of</w:t>
+      </w:r>
+      <w:proofErr w:type="gramEnd"/>
+      <w:r>
+        <w:t xml:space="preserve"> the bottom.</w:t>
       </w:r>
     </w:p>
     <w:p>
@@ -1369,7 +1555,39 @@
         <w:ind w:left="100" w:right="118"/>
       </w:pPr>
       <w:r>
-        <w:t>The two gliders were equipped with a Sea-Bird Glider Payload CTD, an Aanderaa oxygen optode model 4831, a Wetlabs Ecopuck (FLBBC) that measured fluorescence, colored dissolved organic matter,</w:t>
+        <w:t xml:space="preserve">The two gliders were equipped with a Sea-Bird Glider Payload CTD, an </w:t>
+      </w:r>
+      <w:proofErr w:type="spellStart"/>
+      <w:r>
+        <w:t>Aanderaa</w:t>
+      </w:r>
+      <w:proofErr w:type="spellEnd"/>
+      <w:r>
+        <w:t xml:space="preserve"> oxygen </w:t>
+      </w:r>
+      <w:proofErr w:type="spellStart"/>
+      <w:r>
+        <w:t>optode</w:t>
+      </w:r>
+      <w:proofErr w:type="spellEnd"/>
+      <w:r>
+        <w:t xml:space="preserve"> model 4831, a </w:t>
+      </w:r>
+      <w:proofErr w:type="spellStart"/>
+      <w:r>
+        <w:t>Wetlabs</w:t>
+      </w:r>
+      <w:proofErr w:type="spellEnd"/>
+      <w:r>
+        <w:t xml:space="preserve"> </w:t>
+      </w:r>
+      <w:proofErr w:type="spellStart"/>
+      <w:r>
+        <w:t>Ecopuck</w:t>
+      </w:r>
+      <w:proofErr w:type="spellEnd"/>
+      <w:r>
+        <w:t xml:space="preserve"> (FLBBC) that measured fluorescence, colored dissolved organic matter,</w:t>
       </w:r>
       <w:r>
         <w:rPr>
@@ -1513,8 +1731,13 @@
         <w:t xml:space="preserve"> </w:t>
       </w:r>
       <w:r>
-        <w:t>a new compact wide-band single beam echosounder</w:t>
-      </w:r>
+        <w:t xml:space="preserve">a new compact wide-band single beam </w:t>
+      </w:r>
+      <w:proofErr w:type="spellStart"/>
+      <w:r>
+        <w:t>echosounder</w:t>
+      </w:r>
+      <w:proofErr w:type="spellEnd"/>
       <w:r>
         <w:rPr>
           <w:spacing w:val="-1"/>
@@ -1602,8 +1825,13 @@
         </w:rPr>
         <w:t xml:space="preserve"> </w:t>
       </w:r>
-      <w:r>
-        <w:t>echosounder).</w:t>
+      <w:proofErr w:type="spellStart"/>
+      <w:r>
+        <w:t>echosounder</w:t>
+      </w:r>
+      <w:proofErr w:type="spellEnd"/>
+      <w:r>
+        <w:t>).</w:t>
       </w:r>
       <w:r>
         <w:rPr>
@@ -1629,6 +1857,7 @@
         </w:rPr>
         <w:t xml:space="preserve"> </w:t>
       </w:r>
+      <w:proofErr w:type="gramStart"/>
       <w:r>
         <w:t>were</w:t>
       </w:r>
@@ -1639,7 +1868,59 @@
         <w:t xml:space="preserve"> </w:t>
       </w:r>
       <w:r>
-        <w:t>programmed to dive at 26 degrees so that the acoustic transducers were directed normal to the sea surface while sampling. The echosounders are single beam wideband echosounders with an operational range between 70 kHz and 120 kHz, similar to the echosounders in the Nortek Signature 100 ADCP (Cutter, et al, 2022). We sampled at 1/6 Hz, transmitting one wideband pulse followed by two narrowband pulses. The wideband pulse with frequencies of 74, 82, 91, 99, and 108 kHz was first transmitted with a 1 second delay between frequencies. This is followed by a narrowband pulse transmitted at 70 kHz with a 1-ms duration followed by a 120 kHz pulse with a 1-ms duration. The echosounders have a range of 200m but there was an artifact in the 70 kHz data at 97m so the analysis range was limited to 96m at both frequencies on both gliders.</w:t>
+        <w:t>programmed</w:t>
+      </w:r>
+      <w:proofErr w:type="gramEnd"/>
+      <w:r>
+        <w:t xml:space="preserve"> to dive at 26 degrees so that the acoustic transducers were directed normal to the sea surface while sampling. The </w:t>
+      </w:r>
+      <w:proofErr w:type="spellStart"/>
+      <w:r>
+        <w:t>echosounders</w:t>
+      </w:r>
+      <w:proofErr w:type="spellEnd"/>
+      <w:r>
+        <w:t xml:space="preserve"> are single beam wideband </w:t>
+      </w:r>
+      <w:proofErr w:type="spellStart"/>
+      <w:r>
+        <w:t>echosounders</w:t>
+      </w:r>
+      <w:proofErr w:type="spellEnd"/>
+      <w:r>
+        <w:t xml:space="preserve"> with an operational range between 70 kHz and 120 kHz, similar to the </w:t>
+      </w:r>
+      <w:proofErr w:type="spellStart"/>
+      <w:r>
+        <w:t>echosounders</w:t>
+      </w:r>
+      <w:proofErr w:type="spellEnd"/>
+      <w:r>
+        <w:t xml:space="preserve"> in the Nortek Signature 100 ADCP (Cutter, et al, 2022). We sampled at 1/6 Hz, transmitting one wideband pulse followed by two narrowband pulses. The wideband pulse with frequencies of 74, 82, 91, 99, and 108 kHz was first transmitted with a </w:t>
+      </w:r>
+      <w:proofErr w:type="gramStart"/>
+      <w:r>
+        <w:t>1 second</w:t>
+      </w:r>
+      <w:proofErr w:type="gramEnd"/>
+      <w:r>
+        <w:t xml:space="preserve"> delay between frequencies. This </w:t>
+      </w:r>
+      <w:proofErr w:type="gramStart"/>
+      <w:r>
+        <w:t>is followed</w:t>
+      </w:r>
+      <w:proofErr w:type="gramEnd"/>
+      <w:r>
+        <w:t xml:space="preserve"> by a narrowband pulse transmitted at 70 kHz with a 1-ms duration followed by a 120 kHz pulse with a 1-ms duration. The </w:t>
+      </w:r>
+      <w:proofErr w:type="spellStart"/>
+      <w:r>
+        <w:t>echosounders</w:t>
+      </w:r>
+      <w:proofErr w:type="spellEnd"/>
+      <w:r>
+        <w:t xml:space="preserve"> have a range of 200m but there was an artifact in the 70 kHz data at 97m so the analysis range was limited to 96m at both frequencies on both gliders.</w:t>
       </w:r>
     </w:p>
     <w:p>
@@ -1656,7 +1937,15 @@
         <w:ind w:left="100" w:right="134"/>
       </w:pPr>
       <w:r>
-        <w:t>Unlike ships, gliders collect acoustic data during discrete, oblique dives through the water column. Ships will sample along transects and over a fixed depth range relative to the water surface. The glider acoustics sample similar to an oblique net tow, were the range of the echosounder (effective 96m</w:t>
+        <w:t xml:space="preserve">Unlike ships, gliders collect acoustic data during discrete, oblique dives through the water column. Ships will sample along transects and over a fixed depth range relative to the water surface. The glider acoustics sample similar to an oblique net tow, were the range of the </w:t>
+      </w:r>
+      <w:proofErr w:type="spellStart"/>
+      <w:r>
+        <w:t>echosounder</w:t>
+      </w:r>
+      <w:proofErr w:type="spellEnd"/>
+      <w:r>
+        <w:t xml:space="preserve"> (effective 96m</w:t>
       </w:r>
       <w:r>
         <w:rPr>
@@ -1809,7 +2098,15 @@
         <w:t xml:space="preserve"> </w:t>
       </w:r>
       <w:r>
-        <w:t>dives are called profiles. The horizontal distance traveled by the glider during each dive-climb cycle and</w:t>
+        <w:t xml:space="preserve">dives </w:t>
+      </w:r>
+      <w:proofErr w:type="gramStart"/>
+      <w:r>
+        <w:t>are called</w:t>
+      </w:r>
+      <w:proofErr w:type="gramEnd"/>
+      <w:r>
+        <w:t xml:space="preserve"> profiles. The horizontal distance traveled by the glider during each dive-climb cycle and</w:t>
       </w:r>
       <w:r>
         <w:rPr>
@@ -1864,7 +2161,23 @@
         <w:ind w:left="100" w:right="189"/>
       </w:pPr>
       <w:r>
-        <w:t>All echosounders were calibrated at the Southwest Fisheries Science Center test tank using the standard</w:t>
+        <w:t xml:space="preserve">All </w:t>
+      </w:r>
+      <w:proofErr w:type="spellStart"/>
+      <w:r>
+        <w:t>echosounders</w:t>
+      </w:r>
+      <w:proofErr w:type="spellEnd"/>
+      <w:r>
+        <w:t xml:space="preserve"> </w:t>
+      </w:r>
+      <w:proofErr w:type="gramStart"/>
+      <w:r>
+        <w:t>were calibrated</w:t>
+      </w:r>
+      <w:proofErr w:type="gramEnd"/>
+      <w:r>
+        <w:t xml:space="preserve"> at the Southwest Fisheries Science Center test tank using the standard</w:t>
       </w:r>
       <w:r>
         <w:rPr>
@@ -1926,9 +2239,11 @@
         </w:rPr>
         <w:t xml:space="preserve"> </w:t>
       </w:r>
+      <w:proofErr w:type="spellStart"/>
       <w:r>
         <w:t>Demer</w:t>
       </w:r>
+      <w:proofErr w:type="spellEnd"/>
       <w:r>
         <w:rPr>
           <w:spacing w:val="-3"/>
@@ -1944,9 +2259,11 @@
         </w:rPr>
         <w:t xml:space="preserve"> </w:t>
       </w:r>
+      <w:proofErr w:type="spellStart"/>
       <w:r>
         <w:t>echosounders</w:t>
       </w:r>
+      <w:proofErr w:type="spellEnd"/>
       <w:r>
         <w:rPr>
           <w:spacing w:val="-4"/>
@@ -1969,7 +2286,39 @@
         <w:t>mm</w:t>
       </w:r>
       <w:r>
-        <w:t xml:space="preserve"> tungsten-carbide sphere under the echosounder attached at either side of the wet bay, at a location that we calculated would center the sphere under the center of the transducer beam when the glider was commanded to a 26 degree angle. At the time, no live viewing of the data was possible, and the echosounder sampled at 1/6 Hz. The sphere was fixed at a depth of 4.5m below the transducer at the time, and the calibration was based on the assumption that the sphere was centered on the transducer. Data were recorded until approximately 200 pings were recorded, and the highest 10% of the pings were used to calculate the calibration coefficient.</w:t>
+        <w:t xml:space="preserve"> tungsten-carbide sphere under the </w:t>
+      </w:r>
+      <w:proofErr w:type="spellStart"/>
+      <w:r>
+        <w:t>echosounder</w:t>
+      </w:r>
+      <w:proofErr w:type="spellEnd"/>
+      <w:r>
+        <w:t xml:space="preserve"> attached at either side of the wet bay, at a location that we calculated would center the sphere under the center of the transducer beam when the glider was commanded to a 26 degree angle. At the time, no live viewing of the data was possible, and the </w:t>
+      </w:r>
+      <w:proofErr w:type="spellStart"/>
+      <w:r>
+        <w:t>echosounder</w:t>
+      </w:r>
+      <w:proofErr w:type="spellEnd"/>
+      <w:r>
+        <w:t xml:space="preserve"> sampled at 1/6 Hz. The sphere </w:t>
+      </w:r>
+      <w:proofErr w:type="gramStart"/>
+      <w:r>
+        <w:t>was fixed</w:t>
+      </w:r>
+      <w:proofErr w:type="gramEnd"/>
+      <w:r>
+        <w:t xml:space="preserve"> at a depth of 4.5m below the transducer at the time, and the calibration was based on the assumption that the sphere was centered on the transducer. Data </w:t>
+      </w:r>
+      <w:proofErr w:type="gramStart"/>
+      <w:r>
+        <w:t>were recorded</w:t>
+      </w:r>
+      <w:proofErr w:type="gramEnd"/>
+      <w:r>
+        <w:t xml:space="preserve"> until approximately 200 pings were recorded, and the highest 10% of the pings were used to calculate the calibration coefficient.</w:t>
       </w:r>
     </w:p>
     <w:p>
@@ -2065,7 +2414,23 @@
       </w:r>
       <w:r>
         <w:lastRenderedPageBreak/>
-        <w:t xml:space="preserve">until about 200 pings are collected. The highest ten percent of the pings are then averaged to calculate the calibration coefficient. In both cases we used the </w:t>
+        <w:t xml:space="preserve">until about 200 pings are collected. The highest ten percent of the pings </w:t>
+      </w:r>
+      <w:proofErr w:type="gramStart"/>
+      <w:r>
+        <w:t>are then averaged</w:t>
+      </w:r>
+      <w:proofErr w:type="gramEnd"/>
+      <w:r>
+        <w:t xml:space="preserve"> to calculate the calibration coefficient. In both </w:t>
+      </w:r>
+      <w:proofErr w:type="gramStart"/>
+      <w:r>
+        <w:t>cases</w:t>
+      </w:r>
+      <w:proofErr w:type="gramEnd"/>
+      <w:r>
+        <w:t xml:space="preserve"> we used the </w:t>
       </w:r>
       <w:r>
         <w:rPr>
@@ -2151,9 +2516,11 @@
         </w:rPr>
         <w:t xml:space="preserve"> </w:t>
       </w:r>
+      <w:proofErr w:type="spellStart"/>
       <w:r>
         <w:t>Echoview</w:t>
       </w:r>
+      <w:proofErr w:type="spellEnd"/>
       <w:r>
         <w:rPr>
           <w:spacing w:val="-3"/>
@@ -2183,7 +2550,77 @@
         <w:rPr>
           <w:color w:val="212121"/>
         </w:rPr>
-        <w:t>We recalibrated each echosounder twice during the same day (AMLR03 on November 5, 2024 and AMLR04 on January 16, 2025). Each of the calibrations was within one decibel of the other providing confidence that the calibration was done correctly. The new calibration coefficients applied to the two echosounders were noticeably different from to the original calibration results. The original calibration resulted in a 0.5 dB difference between the two 70 kHz echosounder channels and a 1.83 dB difference between the 120 kHz echosounder channels. After recalibration with the new method, the difference in the 70 kHz coefficients declined to 0.3 dB, and to 0.79 dB for the 120 kHz channels.</w:t>
+        <w:t xml:space="preserve">We recalibrated each </w:t>
+      </w:r>
+      <w:proofErr w:type="spellStart"/>
+      <w:r>
+        <w:rPr>
+          <w:color w:val="212121"/>
+        </w:rPr>
+        <w:t>echosounder</w:t>
+      </w:r>
+      <w:proofErr w:type="spellEnd"/>
+      <w:r>
+        <w:rPr>
+          <w:color w:val="212121"/>
+        </w:rPr>
+        <w:t xml:space="preserve"> twice during the same day (AMLR03 on November 5, 2024 and AMLR04 on January 16, 2025). Each of the calibrations was within one decibel of the other providing confidence that the calibration </w:t>
+      </w:r>
+      <w:proofErr w:type="gramStart"/>
+      <w:r>
+        <w:rPr>
+          <w:color w:val="212121"/>
+        </w:rPr>
+        <w:t>was done</w:t>
+      </w:r>
+      <w:proofErr w:type="gramEnd"/>
+      <w:r>
+        <w:rPr>
+          <w:color w:val="212121"/>
+        </w:rPr>
+        <w:t xml:space="preserve"> correctly. The new calibration coefficients applied to the two </w:t>
+      </w:r>
+      <w:proofErr w:type="spellStart"/>
+      <w:r>
+        <w:rPr>
+          <w:color w:val="212121"/>
+        </w:rPr>
+        <w:t>echosounders</w:t>
+      </w:r>
+      <w:proofErr w:type="spellEnd"/>
+      <w:r>
+        <w:rPr>
+          <w:color w:val="212121"/>
+        </w:rPr>
+        <w:t xml:space="preserve"> were noticeably different from to the original calibration results. The original calibration resulted in a 0.5 dB difference between the two 70 kHz </w:t>
+      </w:r>
+      <w:proofErr w:type="spellStart"/>
+      <w:r>
+        <w:rPr>
+          <w:color w:val="212121"/>
+        </w:rPr>
+        <w:t>echosounder</w:t>
+      </w:r>
+      <w:proofErr w:type="spellEnd"/>
+      <w:r>
+        <w:rPr>
+          <w:color w:val="212121"/>
+        </w:rPr>
+        <w:t xml:space="preserve"> channels and a 1.83 dB difference between the 120 kHz </w:t>
+      </w:r>
+      <w:proofErr w:type="spellStart"/>
+      <w:r>
+        <w:rPr>
+          <w:color w:val="212121"/>
+        </w:rPr>
+        <w:t>echosounder</w:t>
+      </w:r>
+      <w:proofErr w:type="spellEnd"/>
+      <w:r>
+        <w:rPr>
+          <w:color w:val="212121"/>
+        </w:rPr>
+        <w:t xml:space="preserve"> channels. After recalibration with the new method, the difference in the 70 kHz coefficients declined to 0.3 dB, and to 0.79 dB for the 120 kHz channels.</w:t>
       </w:r>
       <w:r>
         <w:rPr>
@@ -2218,7 +2655,15 @@
         <w:ind w:left="100" w:right="124"/>
       </w:pPr>
       <w:r>
-        <w:t>The acoustic data were analyzed using Echoview software (15.0) and processed in two ways. First, we only processed dives, as</w:t>
+        <w:t xml:space="preserve">The acoustic data were analyzed using </w:t>
+      </w:r>
+      <w:proofErr w:type="spellStart"/>
+      <w:r>
+        <w:t>Echoview</w:t>
+      </w:r>
+      <w:proofErr w:type="spellEnd"/>
+      <w:r>
+        <w:t xml:space="preserve"> software (15.0) and processed in two ways. First, we only processed dives, as</w:t>
       </w:r>
       <w:r>
         <w:rPr>
@@ -2254,8 +2699,13 @@
         <w:t xml:space="preserve"> </w:t>
       </w:r>
       <w:r>
-        <w:t>the echosounder</w:t>
-      </w:r>
+        <w:t xml:space="preserve">the </w:t>
+      </w:r>
+      <w:proofErr w:type="spellStart"/>
+      <w:r>
+        <w:t>echosounder</w:t>
+      </w:r>
+      <w:proofErr w:type="spellEnd"/>
       <w:r>
         <w:rPr>
           <w:spacing w:val="-1"/>
@@ -2308,13 +2758,69 @@
         <w:t xml:space="preserve"> </w:t>
       </w:r>
       <w:r>
-        <w:t>the glider samples. Basic processing of the data included removing the first ten meters of a dive to account for any bubbles adhering to the transducer face, bubbles in the water column. We also removed the first three meters of data below the transducer face to account for ringdown, and after identifying the bottom echo we removed the bottom by stepping back three meters from the bottom echo. Background noise removal was applied, followed by impulse noise removal, when necessary, to clean the data (DeRobertis and Higginbottom 2007). This process was done for both the 70 and 120 kHz data. Decibel differencing was not used to delineate krill like in previous studies (Reiss et al. 2021), instead we applied two methods to examine these data. First</w:t>
-      </w:r>
+        <w:t xml:space="preserve">the glider samples. Basic processing of the data included removing the first ten meters of a dive to account for any bubbles adhering to the transducer face, bubbles in the water column. We also removed the first three meters of data below the transducer face to account for </w:t>
+      </w:r>
+      <w:proofErr w:type="spellStart"/>
+      <w:r>
+        <w:t>ringdown</w:t>
+      </w:r>
+      <w:proofErr w:type="spellEnd"/>
+      <w:r>
+        <w:t xml:space="preserve">, and after identifying the bottom </w:t>
+      </w:r>
+      <w:proofErr w:type="gramStart"/>
+      <w:r>
+        <w:t>echo</w:t>
+      </w:r>
+      <w:proofErr w:type="gramEnd"/>
+      <w:r>
+        <w:t xml:space="preserve"> we removed the bottom by stepping back three meters from the bottom echo. Background noise removal was applied, followed by impulse noise removal, when necessary, to clean the data (</w:t>
+      </w:r>
+      <w:proofErr w:type="spellStart"/>
+      <w:r>
+        <w:t>DeRobertis</w:t>
+      </w:r>
+      <w:proofErr w:type="spellEnd"/>
+      <w:r>
+        <w:t xml:space="preserve"> and </w:t>
+      </w:r>
+      <w:proofErr w:type="spellStart"/>
+      <w:r>
+        <w:t>Higginbottom</w:t>
+      </w:r>
+      <w:proofErr w:type="spellEnd"/>
+      <w:r>
+        <w:t xml:space="preserve"> 2007). This process </w:t>
+      </w:r>
+      <w:proofErr w:type="gramStart"/>
+      <w:r>
+        <w:t>was done</w:t>
+      </w:r>
+      <w:proofErr w:type="gramEnd"/>
+      <w:r>
+        <w:t xml:space="preserve"> for both the 70 and 120 kHz data. Decibel differencing was not used to delineate krill like in previous studies (Reiss et al. 2021)</w:t>
+      </w:r>
+      <w:proofErr w:type="gramStart"/>
       <w:r>
         <w:t>,</w:t>
       </w:r>
-      <w:r>
-        <w:t xml:space="preserve"> we integrated all the echo energy (ALL), without krill delineation, to provide a ceiling for the biomass density estimates because the energy can also include other scatterers that are not krill. Cleaned</w:t>
+      <w:proofErr w:type="gramEnd"/>
+      <w:r>
+        <w:t xml:space="preserve"> instead we applied two methods to examine these data. First</w:t>
+      </w:r>
+      <w:r>
+        <w:t>,</w:t>
+      </w:r>
+      <w:r>
+        <w:t xml:space="preserve"> we integrated all the echo energy (ALL), without krill delineation, to provide a ceiling for the biomass density estimates because the energy can also include other </w:t>
+      </w:r>
+      <w:proofErr w:type="spellStart"/>
+      <w:r>
+        <w:t>scatterers</w:t>
+      </w:r>
+      <w:proofErr w:type="spellEnd"/>
+      <w:r>
+        <w:t xml:space="preserve"> that are not krill. Cleaned</w:t>
       </w:r>
       <w:r>
         <w:rPr>
@@ -2449,7 +2955,15 @@
         <w:t>-2</w:t>
       </w:r>
       <w:r>
-        <w:t xml:space="preserve">) from 10m from the surface until the bottom of the dive. The second method, we used the Shoal Analysis and Patch Estimation System (SHAPES, Cotezee, 2000) or </w:t>
+        <w:t xml:space="preserve">) from 10m from the surface until the bottom of the dive. The second method, we used the Shoal Analysis and Patch Estimation System (SHAPES, </w:t>
+      </w:r>
+      <w:proofErr w:type="spellStart"/>
+      <w:r>
+        <w:t>Cotezee</w:t>
+      </w:r>
+      <w:proofErr w:type="spellEnd"/>
+      <w:r>
+        <w:t xml:space="preserve">, 2000) or </w:t>
       </w:r>
       <w:r>
         <w:t xml:space="preserve">SWARMS </w:t>
@@ -2499,6 +3013,7 @@
         </w:rPr>
         <w:t xml:space="preserve"> </w:t>
       </w:r>
+      <w:proofErr w:type="gramStart"/>
       <w:r>
         <w:t>were</w:t>
       </w:r>
@@ -2511,6 +3026,7 @@
       <w:r>
         <w:t>based</w:t>
       </w:r>
+      <w:proofErr w:type="gramEnd"/>
       <w:r>
         <w:rPr>
           <w:spacing w:val="-2"/>
@@ -2526,9 +3042,11 @@
         </w:rPr>
         <w:t xml:space="preserve"> </w:t>
       </w:r>
+      <w:proofErr w:type="spellStart"/>
       <w:r>
         <w:t>Guihen</w:t>
       </w:r>
+      <w:proofErr w:type="spellEnd"/>
       <w:r>
         <w:rPr>
           <w:spacing w:val="-3"/>
@@ -2614,7 +3132,15 @@
         <w:t xml:space="preserve">Swarm </w:t>
       </w:r>
       <w:r>
-        <w:t xml:space="preserve">detection was run on a 3x3 dilation filter for the 120 kHz and the detection regions were applied to each narrow band frequency (70 kHz and 120 kHz) using a -75 dB threshold. A mask was then placed over the data that was not classified as a </w:t>
+        <w:t xml:space="preserve">detection was run on a 3x3 dilation filter for the 120 kHz and the detection regions were applied to each narrow band frequency (70 kHz and 120 kHz) using a -75 dB threshold. A mask </w:t>
+      </w:r>
+      <w:proofErr w:type="gramStart"/>
+      <w:r>
+        <w:t>was then placed</w:t>
+      </w:r>
+      <w:proofErr w:type="gramEnd"/>
+      <w:r>
+        <w:t xml:space="preserve"> over the data that was not classified as a </w:t>
       </w:r>
       <w:r>
         <w:t xml:space="preserve">swarm </w:t>
@@ -2626,7 +3152,11 @@
         <w:t>warm</w:t>
       </w:r>
       <w:r>
-        <w:t xml:space="preserve"> data was also integrated in 5m by 5m bins</w:t>
+        <w:t xml:space="preserve"> data </w:t>
+      </w:r>
+      <w:proofErr w:type="gramStart"/>
+      <w:r>
+        <w:t>was also integrated in 5m by 5m bins</w:t>
       </w:r>
       <w:r>
         <w:rPr>
@@ -2662,7 +3192,11 @@
         <w:t xml:space="preserve"> </w:t>
       </w:r>
       <w:r>
-        <w:t>ABC.</w:t>
+        <w:t>ABC</w:t>
+      </w:r>
+      <w:proofErr w:type="gramEnd"/>
+      <w:r>
+        <w:t>.</w:t>
       </w:r>
     </w:p>
     <w:p>
@@ -2732,8 +3266,13 @@
         </w:rPr>
         <w:t xml:space="preserve"> </w:t>
       </w:r>
-      <w:r>
-        <w:t>Echoview,</w:t>
+      <w:proofErr w:type="spellStart"/>
+      <w:r>
+        <w:t>Echoview</w:t>
+      </w:r>
+      <w:proofErr w:type="spellEnd"/>
+      <w:r>
+        <w:t>,</w:t>
       </w:r>
       <w:r>
         <w:rPr>
@@ -2777,9 +3316,11 @@
         </w:rPr>
         <w:t xml:space="preserve"> </w:t>
       </w:r>
+      <w:proofErr w:type="spellStart"/>
       <w:r>
         <w:t>Matlab</w:t>
       </w:r>
+      <w:proofErr w:type="spellEnd"/>
       <w:r>
         <w:rPr>
           <w:spacing w:val="-3"/>
@@ -2977,7 +3518,15 @@
         <w:t>-2</w:t>
       </w:r>
       <w:r>
-        <w:t>) were generated using the Stochastic distorted-wave</w:t>
+        <w:t xml:space="preserve">) were generated using the </w:t>
+      </w:r>
+      <w:proofErr w:type="gramStart"/>
+      <w:r>
+        <w:t>Stochastic</w:t>
+      </w:r>
+      <w:proofErr w:type="gramEnd"/>
+      <w:r>
+        <w:t xml:space="preserve"> distorted-wave</w:t>
       </w:r>
       <w:r>
         <w:rPr>
@@ -3039,6 +3588,7 @@
         </w:rPr>
         <w:t xml:space="preserve"> </w:t>
       </w:r>
+      <w:proofErr w:type="gramStart"/>
       <w:r>
         <w:t>Krill</w:t>
       </w:r>
@@ -3067,7 +3617,11 @@
         <w:t xml:space="preserve"> </w:t>
       </w:r>
       <w:r>
-        <w:t xml:space="preserve">data (see below) were used in to create the conversion factors following SG-ASAM (2010). </w:t>
+        <w:t>data</w:t>
+      </w:r>
+      <w:proofErr w:type="gramEnd"/>
+      <w:r>
+        <w:t xml:space="preserve"> (see below) were used in to create the conversion factors following SG-ASAM (2010). </w:t>
       </w:r>
     </w:p>
     <w:p>
@@ -3141,7 +3695,23 @@
         <w:ind w:left="100" w:right="153"/>
       </w:pPr>
       <w:r>
-        <w:t>The processing of ABC to density requires a few steps. The ABC values of 5m x 5m bins for each dive profile is first integrated from 250m to the surface. The integrated ABCs are then multiplied by the conversion factor from the krill length frequencies in order to get a density (</w:t>
+        <w:t xml:space="preserve">The processing of ABC to density requires a few steps. The ABC values of 5m x 5m bins for each dive profile </w:t>
+      </w:r>
+      <w:proofErr w:type="gramStart"/>
+      <w:r>
+        <w:t>is first integrated</w:t>
+      </w:r>
+      <w:proofErr w:type="gramEnd"/>
+      <w:r>
+        <w:t xml:space="preserve"> from 250m to the surface. The integrated ABCs </w:t>
+      </w:r>
+      <w:proofErr w:type="gramStart"/>
+      <w:r>
+        <w:t>are then multiplied</w:t>
+      </w:r>
+      <w:proofErr w:type="gramEnd"/>
+      <w:r>
+        <w:t xml:space="preserve"> by the conversion factor from the krill length frequencies in order to get a density (</w:t>
       </w:r>
       <w:r>
         <w:rPr>
@@ -3373,6 +3943,7 @@
         </w:rPr>
         <w:t xml:space="preserve"> </w:t>
       </w:r>
+      <w:proofErr w:type="gramStart"/>
       <w:r>
         <w:t>was</w:t>
       </w:r>
@@ -3385,6 +3956,7 @@
       <w:r>
         <w:t>investigated</w:t>
       </w:r>
+      <w:proofErr w:type="gramEnd"/>
       <w:r>
         <w:rPr>
           <w:spacing w:val="-2"/>
@@ -3436,15 +4008,21 @@
         </w:rPr>
         <w:t xml:space="preserve"> </w:t>
       </w:r>
-      <w:r>
-        <w:t>Bransfield Strait</w:t>
-      </w:r>
-      <w:r>
-        <w:rPr>
-          <w:spacing w:val="-2"/>
-        </w:rPr>
-        <w:t xml:space="preserve"> </w:t>
-      </w:r>
+      <w:proofErr w:type="spellStart"/>
+      <w:r>
+        <w:t>Bransfield</w:t>
+      </w:r>
+      <w:proofErr w:type="spellEnd"/>
+      <w:r>
+        <w:t xml:space="preserve"> Strait</w:t>
+      </w:r>
+      <w:r>
+        <w:rPr>
+          <w:spacing w:val="-2"/>
+        </w:rPr>
+        <w:t xml:space="preserve"> </w:t>
+      </w:r>
+      <w:proofErr w:type="gramStart"/>
       <w:r>
         <w:t>was</w:t>
       </w:r>
@@ -3457,6 +4035,7 @@
       <w:r>
         <w:t>divided</w:t>
       </w:r>
+      <w:proofErr w:type="gramEnd"/>
       <w:r>
         <w:rPr>
           <w:spacing w:val="-2"/>
@@ -3533,7 +4112,49 @@
         <w:rPr>
           <w:spacing w:val="-2"/>
         </w:rPr>
-        <w:t xml:space="preserve"> This grid cell size approximates the Rossby radius of deformation (10 km) at 64 degrees south). The Rossby radius provides an index of the spatial scales for the size of mesoscale eddies that can form, a useful spatial scale for physically driven phenomena. </w:t>
+        <w:t xml:space="preserve"> This grid cell size approximates the </w:t>
+      </w:r>
+      <w:proofErr w:type="spellStart"/>
+      <w:r>
+        <w:rPr>
+          <w:spacing w:val="-2"/>
+        </w:rPr>
+        <w:t>Rossby</w:t>
+      </w:r>
+      <w:proofErr w:type="spellEnd"/>
+      <w:r>
+        <w:rPr>
+          <w:spacing w:val="-2"/>
+        </w:rPr>
+        <w:t xml:space="preserve"> radius of deformation (10 km) at 64 degrees south). The </w:t>
+      </w:r>
+      <w:proofErr w:type="spellStart"/>
+      <w:r>
+        <w:rPr>
+          <w:spacing w:val="-2"/>
+        </w:rPr>
+        <w:t>Rossby</w:t>
+      </w:r>
+      <w:proofErr w:type="spellEnd"/>
+      <w:r>
+        <w:rPr>
+          <w:spacing w:val="-2"/>
+        </w:rPr>
+        <w:t xml:space="preserve"> radius provides an index of the spatial scales for the size of mesoscale eddies that can </w:t>
+      </w:r>
+      <w:proofErr w:type="gramStart"/>
+      <w:r>
+        <w:rPr>
+          <w:spacing w:val="-2"/>
+        </w:rPr>
+        <w:t>form,</w:t>
+      </w:r>
+      <w:proofErr w:type="gramEnd"/>
+      <w:r>
+        <w:rPr>
+          <w:spacing w:val="-2"/>
+        </w:rPr>
+        <w:t xml:space="preserve"> a useful spatial scale for physically driven phenomena. </w:t>
       </w:r>
       <w:r>
         <w:t>Glider</w:t>
@@ -3590,7 +4211,15 @@
         <w:t xml:space="preserve"> </w:t>
       </w:r>
       <w:r>
-        <w:t>grid cells and the mean ABC of those grids were calculated. The means of the grid cells were bootstrapped 1000 times to get the mean density and confidence intervals.</w:t>
+        <w:t xml:space="preserve">grid cells and the mean ABC of those grids were calculated. The means of the grid cells </w:t>
+      </w:r>
+      <w:proofErr w:type="gramStart"/>
+      <w:r>
+        <w:t>were bootstrapped</w:t>
+      </w:r>
+      <w:proofErr w:type="gramEnd"/>
+      <w:r>
+        <w:t xml:space="preserve"> 1000 times to get the mean density and confidence intervals.</w:t>
       </w:r>
       <w:r>
         <w:rPr>
@@ -3599,7 +4228,23 @@
         <w:t xml:space="preserve"> </w:t>
       </w:r>
       <w:r>
-        <w:t>Areal biomass was calculated using the mean density times the area of the Bransfield Strait survey.</w:t>
+        <w:t xml:space="preserve">Areal biomass </w:t>
+      </w:r>
+      <w:proofErr w:type="gramStart"/>
+      <w:r>
+        <w:t>was calculated</w:t>
+      </w:r>
+      <w:proofErr w:type="gramEnd"/>
+      <w:r>
+        <w:t xml:space="preserve"> using the mean density times the area of the </w:t>
+      </w:r>
+      <w:proofErr w:type="spellStart"/>
+      <w:r>
+        <w:t>Bransfield</w:t>
+      </w:r>
+      <w:proofErr w:type="spellEnd"/>
+      <w:r>
+        <w:t xml:space="preserve"> Strait survey.</w:t>
       </w:r>
     </w:p>
     <w:p>
@@ -3660,7 +4305,63 @@
         <w:rPr>
           <w:color w:val="212121"/>
         </w:rPr>
-        <w:t>Because there were no concomitant net surveys in the region from which to generate a length frequency distribution, we used krill obtained from diets of penguins (Reid and Brierley 2001; Miller and Trivelpiece 2007). Length frequency data of Antarctic krill were collected from breeding gentoo penguins at Llano Point, King George Island, Antarctica, during January 2024. Penguins often spill small boluses of krill on the ground while feeding chicks. These fresh boluses were collected opportunistically from throughout the colony and immediately sorted to identify intact, whole individuals.</w:t>
+        <w:t xml:space="preserve">Because there were no concomitant net surveys in the region from which to generate a length frequency distribution, we used krill obtained from diets of penguins (Reid and Brierley 2001; Miller and </w:t>
+      </w:r>
+      <w:proofErr w:type="spellStart"/>
+      <w:r>
+        <w:rPr>
+          <w:color w:val="212121"/>
+        </w:rPr>
+        <w:t>Trivelpiece</w:t>
+      </w:r>
+      <w:proofErr w:type="spellEnd"/>
+      <w:r>
+        <w:rPr>
+          <w:color w:val="212121"/>
+        </w:rPr>
+        <w:t xml:space="preserve"> 2007). Length frequency data of Antarctic krill </w:t>
+      </w:r>
+      <w:proofErr w:type="gramStart"/>
+      <w:r>
+        <w:rPr>
+          <w:color w:val="212121"/>
+        </w:rPr>
+        <w:t>were collected</w:t>
+      </w:r>
+      <w:proofErr w:type="gramEnd"/>
+      <w:r>
+        <w:rPr>
+          <w:color w:val="212121"/>
+        </w:rPr>
+        <w:t xml:space="preserve"> from breeding </w:t>
+      </w:r>
+      <w:proofErr w:type="spellStart"/>
+      <w:r>
+        <w:rPr>
+          <w:color w:val="212121"/>
+        </w:rPr>
+        <w:t>gentoo</w:t>
+      </w:r>
+      <w:proofErr w:type="spellEnd"/>
+      <w:r>
+        <w:rPr>
+          <w:color w:val="212121"/>
+        </w:rPr>
+        <w:t xml:space="preserve"> penguins at Llano Point, King George Island, Antarctica, during January 2024. Penguins often spill small boluses of krill on the ground while feeding chicks. These fresh boluses </w:t>
+      </w:r>
+      <w:proofErr w:type="gramStart"/>
+      <w:r>
+        <w:rPr>
+          <w:color w:val="212121"/>
+        </w:rPr>
+        <w:t>were collected opportunistically from throughout the colony and immediately sorted to identify intact, whole individuals</w:t>
+      </w:r>
+      <w:proofErr w:type="gramEnd"/>
+      <w:r>
+        <w:rPr>
+          <w:color w:val="212121"/>
+        </w:rPr>
+        <w:t>.</w:t>
       </w:r>
       <w:r>
         <w:rPr>
@@ -3747,6 +4448,7 @@
         </w:rPr>
         <w:t xml:space="preserve"> </w:t>
       </w:r>
+      <w:proofErr w:type="gramStart"/>
       <w:r>
         <w:rPr>
           <w:color w:val="212121"/>
@@ -3766,6 +4468,7 @@
         </w:rPr>
         <w:t>measured</w:t>
       </w:r>
+      <w:proofErr w:type="gramEnd"/>
       <w:r>
         <w:rPr>
           <w:color w:val="212121"/>
@@ -3881,7 +4584,21 @@
         <w:rPr>
           <w:color w:val="212121"/>
         </w:rPr>
-        <w:t>the tip of the telson.</w:t>
+        <w:t xml:space="preserve">the tip of the </w:t>
+      </w:r>
+      <w:proofErr w:type="spellStart"/>
+      <w:r>
+        <w:rPr>
+          <w:color w:val="212121"/>
+        </w:rPr>
+        <w:t>telson</w:t>
+      </w:r>
+      <w:proofErr w:type="spellEnd"/>
+      <w:r>
+        <w:rPr>
+          <w:color w:val="212121"/>
+        </w:rPr>
+        <w:t>.</w:t>
       </w:r>
     </w:p>
     <w:p>
@@ -3942,7 +4659,21 @@
         <w:rPr>
           <w:color w:val="212121"/>
         </w:rPr>
-        <w:t>Both gliders covered about the same number of dives in the surveyed area of Bransfield Strait, with just a couple of differences. AMLR03 completed 561 total dives that generated 321 profiles in the survey area, while AMLR04 completed 563 total dives generating 323 profiles in the survey area.</w:t>
+        <w:t xml:space="preserve">Both gliders covered about the same number of dives in the surveyed area of </w:t>
+      </w:r>
+      <w:proofErr w:type="spellStart"/>
+      <w:r>
+        <w:rPr>
+          <w:color w:val="212121"/>
+        </w:rPr>
+        <w:t>Bransfield</w:t>
+      </w:r>
+      <w:proofErr w:type="spellEnd"/>
+      <w:r>
+        <w:rPr>
+          <w:color w:val="212121"/>
+        </w:rPr>
+        <w:t xml:space="preserve"> Strait, with just a couple of differences. AMLR03 completed 561 total dives that generated 321 profiles in the survey area, while AMLR04 completed 563 total dives generating 323 profiles in the survey area.</w:t>
       </w:r>
       <w:r>
         <w:rPr>
@@ -3955,7 +4686,35 @@
         <w:rPr>
           <w:color w:val="212121"/>
         </w:rPr>
-        <w:t>AMLR03 also sampled an additional loop off King George Island that was not sampled by AMLR04 (Figure 1). Profiles of mean ABC backscatter showed that most krill were in the upper 250m of the water column (Figure 2; only showing upper 500m of water column), consistent with previous studies. Most of the Bransfield Strait is than 1000m deep (except for a small area of the deep basins), so we have little concern that we are missing a</w:t>
+        <w:t xml:space="preserve">AMLR03 also sampled an additional loop off King George Island that </w:t>
+      </w:r>
+      <w:proofErr w:type="gramStart"/>
+      <w:r>
+        <w:rPr>
+          <w:color w:val="212121"/>
+        </w:rPr>
+        <w:t>was not sampled</w:t>
+      </w:r>
+      <w:proofErr w:type="gramEnd"/>
+      <w:r>
+        <w:rPr>
+          <w:color w:val="212121"/>
+        </w:rPr>
+        <w:t xml:space="preserve"> by AMLR04 (Figure 1). Profiles of mean ABC backscatter showed that most krill were in the upper 250m of the water column (Figure 2; only showing upper 500m of water column), consistent with previous studies. Most of the </w:t>
+      </w:r>
+      <w:proofErr w:type="spellStart"/>
+      <w:r>
+        <w:rPr>
+          <w:color w:val="212121"/>
+        </w:rPr>
+        <w:t>Bransfield</w:t>
+      </w:r>
+      <w:proofErr w:type="spellEnd"/>
+      <w:r>
+        <w:rPr>
+          <w:color w:val="212121"/>
+        </w:rPr>
+        <w:t xml:space="preserve"> Strait is than 1000m deep (except for a small area of the deep basins), so we have little concern that we are missing a</w:t>
       </w:r>
       <w:r>
         <w:rPr>
@@ -4033,7 +4792,35 @@
         <w:rPr>
           <w:color w:val="212121"/>
         </w:rPr>
-        <w:t>depth. In fact, no significant aggregations were observed below about 500m. Thus we feel confident that our estimates of biomass density are unbiased with respect to missing krill in the water column.</w:t>
+        <w:t xml:space="preserve">depth. In fact, no significant aggregations </w:t>
+      </w:r>
+      <w:proofErr w:type="gramStart"/>
+      <w:r>
+        <w:rPr>
+          <w:color w:val="212121"/>
+        </w:rPr>
+        <w:t>were observed</w:t>
+      </w:r>
+      <w:proofErr w:type="gramEnd"/>
+      <w:r>
+        <w:rPr>
+          <w:color w:val="212121"/>
+        </w:rPr>
+        <w:t xml:space="preserve"> below about 500m. </w:t>
+      </w:r>
+      <w:proofErr w:type="gramStart"/>
+      <w:r>
+        <w:rPr>
+          <w:color w:val="212121"/>
+        </w:rPr>
+        <w:t>Thus</w:t>
+      </w:r>
+      <w:proofErr w:type="gramEnd"/>
+      <w:r>
+        <w:rPr>
+          <w:color w:val="212121"/>
+        </w:rPr>
+        <w:t xml:space="preserve"> we feel confident that our estimates of biomass density are unbiased with respect to missing krill in the water column.</w:t>
       </w:r>
     </w:p>
     <w:p>
@@ -4046,7 +4833,35 @@
         <w:rPr>
           <w:color w:val="212121"/>
         </w:rPr>
-        <w:t xml:space="preserve">The surface mapped biomass density of each glider showed several areas with higher biomass densities, but in general the spatial distribution of biomass density was similar between gliders. (Figure 3A and Figure 3B). Peaks in biomass density varied in location between gliders, and this is not unexpected given the overall small size and the random spatial distribution of krill aggregations. In fact with the recalibrated data, the histograms of log10 ABC showed that the patterns of biomass density distribution were very similar between the two gliders (Figure 4A), as </w:t>
+        <w:t xml:space="preserve">The surface mapped biomass density of each glider showed several areas with higher biomass densities, but in </w:t>
+      </w:r>
+      <w:proofErr w:type="gramStart"/>
+      <w:r>
+        <w:rPr>
+          <w:color w:val="212121"/>
+        </w:rPr>
+        <w:t>general</w:t>
+      </w:r>
+      <w:proofErr w:type="gramEnd"/>
+      <w:r>
+        <w:rPr>
+          <w:color w:val="212121"/>
+        </w:rPr>
+        <w:t xml:space="preserve"> the spatial distribution of biomass density was similar between gliders. (Figure 3A and Figure 3B). Peaks in biomass density varied in location between gliders, and this is </w:t>
+      </w:r>
+      <w:proofErr w:type="gramStart"/>
+      <w:r>
+        <w:rPr>
+          <w:color w:val="212121"/>
+        </w:rPr>
+        <w:t>not unexpected</w:t>
+      </w:r>
+      <w:proofErr w:type="gramEnd"/>
+      <w:r>
+        <w:rPr>
+          <w:color w:val="212121"/>
+        </w:rPr>
+        <w:t xml:space="preserve"> given the overall small size and the random spatial distribution of krill aggregations. In fact with the recalibrated data, the histograms of log10 ABC showed that the patterns of biomass density distribution were very similar between the two gliders (Figure 4A), as </w:t>
       </w:r>
       <w:r>
         <w:rPr>
@@ -4252,7 +5067,21 @@
         <w:rPr>
           <w:color w:val="212121"/>
         </w:rPr>
-        <w:t>At 120kHz, differences in biomass density estimates within the BS survey area between gliders ranged from 2.9 to 3.3 g m</w:t>
+        <w:t xml:space="preserve">At </w:t>
+      </w:r>
+      <w:proofErr w:type="gramStart"/>
+      <w:r>
+        <w:rPr>
+          <w:color w:val="212121"/>
+        </w:rPr>
+        <w:t>120kHz</w:t>
+      </w:r>
+      <w:proofErr w:type="gramEnd"/>
+      <w:r>
+        <w:rPr>
+          <w:color w:val="212121"/>
+        </w:rPr>
+        <w:t>, differences in biomass density estimates within the BS survey area between gliders ranged from 2.9 to 3.3 g m</w:t>
       </w:r>
       <w:r>
         <w:rPr>
@@ -4666,7 +5495,23 @@
         <w:t xml:space="preserve"> </w:t>
       </w:r>
       <w:r>
-        <w:t>the entirety of the peninsula region that is fine enough (0.2° by 0.1°) to represent horizontal distances of about 10km in longitude and latitude. This spatial dimension is approximately the Rossby radius of deformation, which dictates the length scale of the eddies formed at these latitudes. We then allocated the glider dives to these cells and averaged all data within a grid cell. This reduced the number of data points to</w:t>
+        <w:t xml:space="preserve">the entirety of the peninsula region that is fine enough (0.2° by 0.1°) to represent horizontal distances of about 10km in longitude and latitude. This spatial dimension is approximately the </w:t>
+      </w:r>
+      <w:proofErr w:type="spellStart"/>
+      <w:r>
+        <w:t>Rossby</w:t>
+      </w:r>
+      <w:proofErr w:type="spellEnd"/>
+      <w:r>
+        <w:t xml:space="preserve"> radius of deformation, which dictates the length scale of </w:t>
+      </w:r>
+      <w:proofErr w:type="gramStart"/>
+      <w:r>
+        <w:t>the eddies</w:t>
+      </w:r>
+      <w:proofErr w:type="gramEnd"/>
+      <w:r>
+        <w:t xml:space="preserve"> formed at these latitudes. We then allocated the glider dives to these cells and averaged all data within a grid cell. This reduced the number of data points to</w:t>
       </w:r>
       <w:r>
         <w:rPr>
@@ -5133,9 +5978,11 @@
         </w:rPr>
         <w:t xml:space="preserve"> </w:t>
       </w:r>
+      <w:proofErr w:type="spellStart"/>
       <w:r>
         <w:t>sawtooth</w:t>
       </w:r>
+      <w:proofErr w:type="spellEnd"/>
       <w:r>
         <w:rPr>
           <w:spacing w:val="-3"/>
@@ -5215,7 +6062,15 @@
         <w:t xml:space="preserve"> </w:t>
       </w:r>
       <w:r>
-        <w:t>is robust, and provides similar estimates to ships (Kinzey et al. 2022). Here we have shown, that after recalibration, that the statistical properties between two gliders flying the same survey pattern is also robust, and this should provide managers with confidence that data from multi-glider deployments can be easily combined. Finally, we have</w:t>
+        <w:t>is robust, and provides similar estimates to ships (</w:t>
+      </w:r>
+      <w:proofErr w:type="spellStart"/>
+      <w:r>
+        <w:t>Kinzey</w:t>
+      </w:r>
+      <w:proofErr w:type="spellEnd"/>
+      <w:r>
+        <w:t xml:space="preserve"> et al. 2022). Here we have shown, that after recalibration, that the statistical properties between two gliders flying the same survey pattern is also robust, and this should provide managers with confidence that data from multi-glider deployments can be easily combined. Finally, we have</w:t>
       </w:r>
       <w:r>
         <w:rPr>
@@ -5224,7 +6079,15 @@
         <w:t xml:space="preserve"> </w:t>
       </w:r>
       <w:r>
-        <w:t>also demonstrated the use of a new compact single beam wide-band echosounder (Nortek</w:t>
+        <w:t xml:space="preserve">also demonstrated the use of a new compact single beam wide-band </w:t>
+      </w:r>
+      <w:proofErr w:type="spellStart"/>
+      <w:r>
+        <w:t>echosounder</w:t>
+      </w:r>
+      <w:proofErr w:type="spellEnd"/>
+      <w:r>
+        <w:t xml:space="preserve"> (Nortek</w:t>
       </w:r>
       <w:r>
         <w:rPr>
@@ -5250,8 +6113,13 @@
         </w:rPr>
         <w:t xml:space="preserve"> </w:t>
       </w:r>
-      <w:r>
-        <w:t>echosounder)</w:t>
+      <w:proofErr w:type="spellStart"/>
+      <w:r>
+        <w:t>echosounder</w:t>
+      </w:r>
+      <w:proofErr w:type="spellEnd"/>
+      <w:r>
+        <w:t>)</w:t>
       </w:r>
       <w:r>
         <w:rPr>
@@ -5342,8 +6210,29 @@
         <w:spacing w:before="159" w:line="259" w:lineRule="auto"/>
         <w:ind w:left="100" w:right="153"/>
       </w:pPr>
-      <w:r>
-        <w:t>Guihen et al. (2014) examined the parameters used in the SWARMS algorithm as it relates to using this technique with gliders that sample the water column differently than ships. We initially used the parameters defined in Guihen et al. (2014). However, we found that the minimum school length they used provided too many schools with very low acoustic signatures that were not visually identifiable in the echograms. So we used a minimum school length of 6 meters. We are still testing the optimal parameters for use with</w:t>
+      <w:proofErr w:type="spellStart"/>
+      <w:r>
+        <w:t>Guihen</w:t>
+      </w:r>
+      <w:proofErr w:type="spellEnd"/>
+      <w:r>
+        <w:t xml:space="preserve"> et al. (2014) examined the parameters used in the SWARMS algorithm as it relates to using this technique with gliders that sample the water column differently than ships. We initially used the parameters defined in </w:t>
+      </w:r>
+      <w:proofErr w:type="spellStart"/>
+      <w:r>
+        <w:t>Guihen</w:t>
+      </w:r>
+      <w:proofErr w:type="spellEnd"/>
+      <w:r>
+        <w:t xml:space="preserve"> et al. (2014). However, we found that the minimum school length they used provided too many schools with very low acoustic signatures that were not visually identifiable in the echograms. </w:t>
+      </w:r>
+      <w:proofErr w:type="gramStart"/>
+      <w:r>
+        <w:t>So</w:t>
+      </w:r>
+      <w:proofErr w:type="gramEnd"/>
+      <w:r>
+        <w:t xml:space="preserve"> we used a minimum school length of 6 meters. We are still testing the optimal parameters for use with</w:t>
       </w:r>
       <w:r>
         <w:rPr>
@@ -5407,7 +6296,20 @@
         <w:ind w:left="100" w:right="210"/>
       </w:pPr>
       <w:r>
-        <w:t>This is the fifth deployment of echosounder equipped gliders during austral summer around the Antarctic</w:t>
+        <w:t xml:space="preserve">This is the fifth deployment of </w:t>
+      </w:r>
+      <w:proofErr w:type="spellStart"/>
+      <w:proofErr w:type="gramStart"/>
+      <w:r>
+        <w:t>echosounder</w:t>
+      </w:r>
+      <w:proofErr w:type="spellEnd"/>
+      <w:r>
+        <w:t xml:space="preserve"> equipped</w:t>
+      </w:r>
+      <w:proofErr w:type="gramEnd"/>
+      <w:r>
+        <w:t xml:space="preserve"> gliders during austral summer around the Antarctic</w:t>
       </w:r>
       <w:r>
         <w:rPr>
@@ -5525,7 +6427,15 @@
         <w:ind w:left="100" w:right="210"/>
       </w:pPr>
       <w:r>
-        <w:t>We have provided a number of different approaches for estimating krill biomass density, and importantly, the means don’t vary greatly among the alternative approaches. We</w:t>
+        <w:t xml:space="preserve">We have provided a number of different approaches for estimating krill biomass density, and importantly, the means </w:t>
+      </w:r>
+      <w:proofErr w:type="gramStart"/>
+      <w:r>
+        <w:t>don’t</w:t>
+      </w:r>
+      <w:proofErr w:type="gramEnd"/>
+      <w:r>
+        <w:t xml:space="preserve"> vary greatly among the alternative approaches. We</w:t>
       </w:r>
       <w:r>
         <w:rPr>
@@ -5788,7 +6698,15 @@
         <w:t xml:space="preserve">high </w:t>
       </w:r>
       <w:r>
-        <w:t>estimate of krill biomass density within the historically surveyed area of the Bransfield Strait was between 3</w:t>
+        <w:t xml:space="preserve">estimate of krill biomass density within the historically surveyed area of the </w:t>
+      </w:r>
+      <w:proofErr w:type="spellStart"/>
+      <w:r>
+        <w:t>Bransfield</w:t>
+      </w:r>
+      <w:proofErr w:type="spellEnd"/>
+      <w:r>
+        <w:t xml:space="preserve"> Strait was between 3</w:t>
       </w:r>
       <w:r>
         <w:t>3.91</w:t>
@@ -6051,11 +6969,19 @@
         </w:rPr>
         <w:t xml:space="preserve"> </w:t>
       </w:r>
-      <w:r>
-        <w:rPr>
-          <w:color w:val="212121"/>
-        </w:rPr>
-        <w:t xml:space="preserve">characterise sardine schools. </w:t>
+      <w:proofErr w:type="spellStart"/>
+      <w:r>
+        <w:rPr>
+          <w:color w:val="212121"/>
+        </w:rPr>
+        <w:t>characterise</w:t>
+      </w:r>
+      <w:proofErr w:type="spellEnd"/>
+      <w:r>
+        <w:rPr>
+          <w:color w:val="212121"/>
+        </w:rPr>
+        <w:t xml:space="preserve"> sardine schools. </w:t>
       </w:r>
       <w:r>
         <w:rPr>
@@ -6090,11 +7016,47 @@
         <w:spacing w:before="182" w:line="259" w:lineRule="auto"/>
         <w:ind w:left="100" w:right="210"/>
       </w:pPr>
-      <w:r>
-        <w:rPr>
-          <w:color w:val="212121"/>
-        </w:rPr>
-        <w:t>Cossio, A.M and Reiss, C.S. (2024). Biomass density estimates of Antarctic krill in Bransfield Strait during the 2023/24 austral summer from a new glider-based wideband echosounder. WG-</w:t>
+      <w:proofErr w:type="spellStart"/>
+      <w:r>
+        <w:rPr>
+          <w:color w:val="212121"/>
+        </w:rPr>
+        <w:t>Cossio</w:t>
+      </w:r>
+      <w:proofErr w:type="spellEnd"/>
+      <w:r>
+        <w:rPr>
+          <w:color w:val="212121"/>
+        </w:rPr>
+        <w:t xml:space="preserve">, A.M and Reiss, C.S. (2024). Biomass density estimates of Antarctic krill in </w:t>
+      </w:r>
+      <w:proofErr w:type="spellStart"/>
+      <w:r>
+        <w:rPr>
+          <w:color w:val="212121"/>
+        </w:rPr>
+        <w:t>Bransfield</w:t>
+      </w:r>
+      <w:proofErr w:type="spellEnd"/>
+      <w:r>
+        <w:rPr>
+          <w:color w:val="212121"/>
+        </w:rPr>
+        <w:t xml:space="preserve"> Strait during the 2023/24 austral summer from a new glider-based wideband </w:t>
+      </w:r>
+      <w:proofErr w:type="spellStart"/>
+      <w:r>
+        <w:rPr>
+          <w:color w:val="212121"/>
+        </w:rPr>
+        <w:t>echosounder</w:t>
+      </w:r>
+      <w:proofErr w:type="spellEnd"/>
+      <w:r>
+        <w:rPr>
+          <w:color w:val="212121"/>
+        </w:rPr>
+        <w:t>. WG-</w:t>
       </w:r>
       <w:r>
         <w:rPr>
@@ -6114,7 +7076,21 @@
         <w:rPr>
           <w:color w:val="212121"/>
         </w:rPr>
-        <w:t>Cutter Jr, GR, Reiss, CS, Nylund, S, and Watters, GM (2022). Antarctic krill biomass and flux measured</w:t>
+        <w:t xml:space="preserve">Cutter Jr, GR, Reiss, CS, </w:t>
+      </w:r>
+      <w:proofErr w:type="spellStart"/>
+      <w:r>
+        <w:rPr>
+          <w:color w:val="212121"/>
+        </w:rPr>
+        <w:t>Nylund</w:t>
+      </w:r>
+      <w:proofErr w:type="spellEnd"/>
+      <w:r>
+        <w:rPr>
+          <w:color w:val="212121"/>
+        </w:rPr>
+        <w:t>, S, and Watters, GM (2022). Antarctic krill biomass and flux measured</w:t>
       </w:r>
       <w:r>
         <w:rPr>
@@ -6149,12 +7125,14 @@
         </w:rPr>
         <w:t xml:space="preserve"> </w:t>
       </w:r>
+      <w:proofErr w:type="spellStart"/>
       <w:r>
         <w:rPr>
           <w:color w:val="212121"/>
         </w:rPr>
         <w:t>echosounders</w:t>
       </w:r>
+      <w:proofErr w:type="spellEnd"/>
       <w:r>
         <w:rPr>
           <w:color w:val="212121"/>
@@ -6292,11 +7270,19 @@
         </w:rPr>
         <w:t xml:space="preserve"> </w:t>
       </w:r>
-      <w:r>
-        <w:rPr>
-          <w:color w:val="212121"/>
-        </w:rPr>
-        <w:t>Robertis,</w:t>
+      <w:proofErr w:type="spellStart"/>
+      <w:r>
+        <w:rPr>
+          <w:color w:val="212121"/>
+        </w:rPr>
+        <w:t>Robertis</w:t>
+      </w:r>
+      <w:proofErr w:type="spellEnd"/>
+      <w:r>
+        <w:rPr>
+          <w:color w:val="212121"/>
+        </w:rPr>
+        <w:t>,</w:t>
       </w:r>
       <w:r>
         <w:rPr>
@@ -6331,11 +7317,19 @@
         </w:rPr>
         <w:t xml:space="preserve"> </w:t>
       </w:r>
-      <w:r>
-        <w:rPr>
-          <w:color w:val="212121"/>
-        </w:rPr>
-        <w:t>Higginbottom,</w:t>
+      <w:proofErr w:type="spellStart"/>
+      <w:r>
+        <w:rPr>
+          <w:color w:val="212121"/>
+        </w:rPr>
+        <w:t>Higginbottom</w:t>
+      </w:r>
+      <w:proofErr w:type="spellEnd"/>
+      <w:r>
+        <w:rPr>
+          <w:color w:val="212121"/>
+        </w:rPr>
+        <w:t>,</w:t>
       </w:r>
       <w:r>
         <w:rPr>
@@ -6452,7 +7446,21 @@
         <w:rPr>
           <w:color w:val="212121"/>
         </w:rPr>
-        <w:t xml:space="preserve">signal-to- noise ratio and remove echosounder background noise. </w:t>
+        <w:t xml:space="preserve">signal-to- noise ratio and remove </w:t>
+      </w:r>
+      <w:proofErr w:type="spellStart"/>
+      <w:r>
+        <w:rPr>
+          <w:color w:val="212121"/>
+        </w:rPr>
+        <w:t>echosounder</w:t>
+      </w:r>
+      <w:proofErr w:type="spellEnd"/>
+      <w:r>
+        <w:rPr>
+          <w:color w:val="212121"/>
+        </w:rPr>
+        <w:t xml:space="preserve"> background noise. </w:t>
       </w:r>
       <w:r>
         <w:rPr>
@@ -6494,11 +7502,19 @@
         <w:spacing w:before="158" w:line="259" w:lineRule="auto"/>
         <w:ind w:left="100" w:right="210"/>
       </w:pPr>
-      <w:r>
-        <w:rPr>
-          <w:color w:val="212121"/>
-        </w:rPr>
-        <w:t>Demer,</w:t>
+      <w:proofErr w:type="spellStart"/>
+      <w:r>
+        <w:rPr>
+          <w:color w:val="212121"/>
+        </w:rPr>
+        <w:t>Demer</w:t>
+      </w:r>
+      <w:proofErr w:type="spellEnd"/>
+      <w:r>
+        <w:rPr>
+          <w:color w:val="212121"/>
+        </w:rPr>
+        <w:t>,</w:t>
       </w:r>
       <w:r>
         <w:rPr>
@@ -6546,11 +7562,19 @@
         </w:rPr>
         <w:t xml:space="preserve"> </w:t>
       </w:r>
-      <w:r>
-        <w:rPr>
-          <w:color w:val="212121"/>
-        </w:rPr>
-        <w:t>Bernasconi,</w:t>
+      <w:proofErr w:type="spellStart"/>
+      <w:r>
+        <w:rPr>
+          <w:color w:val="212121"/>
+        </w:rPr>
+        <w:t>Bernasconi</w:t>
+      </w:r>
+      <w:proofErr w:type="spellEnd"/>
+      <w:r>
+        <w:rPr>
+          <w:color w:val="212121"/>
+        </w:rPr>
+        <w:t>,</w:t>
       </w:r>
       <w:r>
         <w:rPr>
@@ -6572,11 +7596,19 @@
         </w:rPr>
         <w:t xml:space="preserve"> </w:t>
       </w:r>
-      <w:r>
-        <w:rPr>
-          <w:color w:val="212121"/>
-        </w:rPr>
-        <w:t>Bethke,</w:t>
+      <w:proofErr w:type="spellStart"/>
+      <w:r>
+        <w:rPr>
+          <w:color w:val="212121"/>
+        </w:rPr>
+        <w:t>Bethke</w:t>
+      </w:r>
+      <w:proofErr w:type="spellEnd"/>
+      <w:r>
+        <w:rPr>
+          <w:color w:val="212121"/>
+        </w:rPr>
+        <w:t>,</w:t>
       </w:r>
       <w:r>
         <w:rPr>
@@ -6637,12 +7669,22 @@
         </w:rPr>
         <w:t xml:space="preserve"> </w:t>
       </w:r>
-      <w:r>
-        <w:rPr>
-          <w:color w:val="212121"/>
-        </w:rPr>
-        <w:t>D,and</w:t>
-      </w:r>
+      <w:proofErr w:type="spellStart"/>
+      <w:r>
+        <w:rPr>
+          <w:color w:val="212121"/>
+        </w:rPr>
+        <w:t>D</w:t>
+      </w:r>
+      <w:proofErr w:type="gramStart"/>
+      <w:r>
+        <w:rPr>
+          <w:color w:val="212121"/>
+        </w:rPr>
+        <w:t>,and</w:t>
+      </w:r>
+      <w:proofErr w:type="spellEnd"/>
+      <w:proofErr w:type="gramEnd"/>
       <w:r>
         <w:rPr>
           <w:color w:val="212121"/>
@@ -6741,12 +7783,14 @@
         </w:rPr>
         <w:t xml:space="preserve"> </w:t>
       </w:r>
+      <w:proofErr w:type="spellStart"/>
       <w:r>
         <w:rPr>
           <w:color w:val="212121"/>
         </w:rPr>
         <w:t>Vestnes</w:t>
       </w:r>
+      <w:proofErr w:type="spellEnd"/>
       <w:r>
         <w:rPr>
           <w:color w:val="212121"/>
@@ -6875,7 +7919,35 @@
         <w:rPr>
           <w:color w:val="212121"/>
         </w:rPr>
-        <w:t>of hydroacoustic equipment with copper spheres. ICES CM1981/B:20, 18 pp</w:t>
+        <w:t xml:space="preserve">of </w:t>
+      </w:r>
+      <w:proofErr w:type="spellStart"/>
+      <w:r>
+        <w:rPr>
+          <w:color w:val="212121"/>
+        </w:rPr>
+        <w:t>hydroacoustic</w:t>
+      </w:r>
+      <w:proofErr w:type="spellEnd"/>
+      <w:r>
+        <w:rPr>
+          <w:color w:val="212121"/>
+        </w:rPr>
+        <w:t xml:space="preserve"> equipment with copper spheres. ICES CM1981/B</w:t>
+      </w:r>
+      <w:proofErr w:type="gramStart"/>
+      <w:r>
+        <w:rPr>
+          <w:color w:val="212121"/>
+        </w:rPr>
+        <w:t>:20</w:t>
+      </w:r>
+      <w:proofErr w:type="gramEnd"/>
+      <w:r>
+        <w:rPr>
+          <w:color w:val="212121"/>
+        </w:rPr>
+        <w:t>, 18 pp</w:t>
       </w:r>
     </w:p>
     <w:p>
@@ -6887,11 +7959,19 @@
           <w:i/>
         </w:rPr>
       </w:pPr>
-      <w:r>
-        <w:rPr>
-          <w:color w:val="212121"/>
-        </w:rPr>
-        <w:t>Guihen,</w:t>
+      <w:proofErr w:type="spellStart"/>
+      <w:r>
+        <w:rPr>
+          <w:color w:val="212121"/>
+        </w:rPr>
+        <w:t>Guihen</w:t>
+      </w:r>
+      <w:proofErr w:type="spellEnd"/>
+      <w:r>
+        <w:rPr>
+          <w:color w:val="212121"/>
+        </w:rPr>
+        <w:t>,</w:t>
       </w:r>
       <w:r>
         <w:rPr>
@@ -7101,13 +8181,31 @@
         </w:rPr>
         <w:t>the use of ocean gliders to undertake acoustic measurements of zooplankton: the distribution and density of Antarctic krill (</w:t>
       </w:r>
+      <w:proofErr w:type="spellStart"/>
       <w:r>
         <w:rPr>
           <w:i/>
           <w:color w:val="212121"/>
         </w:rPr>
-        <w:t>Euphausia superba</w:t>
-      </w:r>
+        <w:t>Euphausia</w:t>
+      </w:r>
+      <w:proofErr w:type="spellEnd"/>
+      <w:r>
+        <w:rPr>
+          <w:i/>
+          <w:color w:val="212121"/>
+        </w:rPr>
+        <w:t xml:space="preserve"> </w:t>
+      </w:r>
+      <w:proofErr w:type="spellStart"/>
+      <w:r>
+        <w:rPr>
+          <w:i/>
+          <w:color w:val="212121"/>
+        </w:rPr>
+        <w:t>superba</w:t>
+      </w:r>
+      <w:proofErr w:type="spellEnd"/>
       <w:r>
         <w:rPr>
           <w:color w:val="212121"/>
@@ -7195,7 +8293,23 @@
         <w:ind w:left="100" w:right="228"/>
       </w:pPr>
       <w:r>
-        <w:t>Hewitt, RP, Demer DA, and Emerey, JH. (2003). An 8-year cycle in krill biomass density inferred from acoustics surveys conducted in the vicinity of South Shetland Islands during the austral summers</w:t>
+        <w:t xml:space="preserve">Hewitt, RP, </w:t>
+      </w:r>
+      <w:proofErr w:type="spellStart"/>
+      <w:r>
+        <w:t>Demer</w:t>
+      </w:r>
+      <w:proofErr w:type="spellEnd"/>
+      <w:r>
+        <w:t xml:space="preserve"> DA, and </w:t>
+      </w:r>
+      <w:proofErr w:type="spellStart"/>
+      <w:r>
+        <w:t>Emerey</w:t>
+      </w:r>
+      <w:proofErr w:type="spellEnd"/>
+      <w:r>
+        <w:t>, JH. (2003). An 8-year cycle in krill biomass density inferred from acoustics surveys conducted in the vicinity of South Shetland Islands during the austral summers</w:t>
       </w:r>
       <w:r>
         <w:rPr>
@@ -7318,7 +8432,21 @@
         <w:rPr>
           <w:spacing w:val="-2"/>
         </w:rPr>
-        <w:t>https://doi.org/10.1016/S0990-7440(03)00019-6</w:t>
+        <w:t>https://doi.org/10.1016/S0990-</w:t>
+      </w:r>
+      <w:proofErr w:type="gramStart"/>
+      <w:r>
+        <w:rPr>
+          <w:spacing w:val="-2"/>
+        </w:rPr>
+        <w:t>7440(</w:t>
+      </w:r>
+      <w:proofErr w:type="gramEnd"/>
+      <w:r>
+        <w:rPr>
+          <w:spacing w:val="-2"/>
+        </w:rPr>
+        <w:t>03)00019-6</w:t>
       </w:r>
     </w:p>
     <w:p>
@@ -7327,9 +8455,11 @@
         <w:spacing w:before="159" w:line="259" w:lineRule="auto"/>
         <w:ind w:left="100"/>
       </w:pPr>
+      <w:proofErr w:type="spellStart"/>
       <w:r>
         <w:t>Kinzey</w:t>
       </w:r>
+      <w:proofErr w:type="spellEnd"/>
       <w:r>
         <w:rPr>
           <w:spacing w:val="-1"/>
@@ -7345,18 +8475,22 @@
         </w:rPr>
         <w:t xml:space="preserve"> </w:t>
       </w:r>
+      <w:proofErr w:type="spellStart"/>
       <w:r>
         <w:t>Cossio</w:t>
       </w:r>
-      <w:r>
-        <w:rPr>
-          <w:spacing w:val="-3"/>
-        </w:rPr>
-        <w:t xml:space="preserve"> </w:t>
-      </w:r>
+      <w:proofErr w:type="spellEnd"/>
+      <w:r>
+        <w:rPr>
+          <w:spacing w:val="-3"/>
+        </w:rPr>
+        <w:t xml:space="preserve"> </w:t>
+      </w:r>
+      <w:proofErr w:type="gramStart"/>
       <w:r>
         <w:t>AM,</w:t>
       </w:r>
+      <w:proofErr w:type="gramEnd"/>
       <w:r>
         <w:rPr>
           <w:spacing w:val="-2"/>
@@ -7463,7 +8597,15 @@
         <w:t xml:space="preserve"> </w:t>
       </w:r>
       <w:r>
-        <w:t>with simulated underwater buoyancy gliders: Does the sawtooth dive pattern work? Front. Mar.</w:t>
+        <w:t xml:space="preserve">with simulated underwater buoyancy gliders: Does the </w:t>
+      </w:r>
+      <w:proofErr w:type="spellStart"/>
+      <w:r>
+        <w:t>sawtooth</w:t>
+      </w:r>
+      <w:proofErr w:type="spellEnd"/>
+      <w:r>
+        <w:t xml:space="preserve"> dive pattern work? Front. Mar.</w:t>
       </w:r>
     </w:p>
     <w:p>
@@ -7489,8 +8631,15 @@
         </w:rPr>
         <w:t xml:space="preserve"> </w:t>
       </w:r>
-      <w:r>
-        <w:t xml:space="preserve">doi: </w:t>
+      <w:proofErr w:type="spellStart"/>
+      <w:proofErr w:type="gramStart"/>
+      <w:r>
+        <w:t>doi</w:t>
+      </w:r>
+      <w:proofErr w:type="spellEnd"/>
+      <w:proofErr w:type="gramEnd"/>
+      <w:r>
+        <w:t xml:space="preserve">: </w:t>
       </w:r>
       <w:r>
         <w:rPr>
@@ -7544,11 +8693,19 @@
         </w:rPr>
         <w:t xml:space="preserve"> </w:t>
       </w:r>
-      <w:r>
-        <w:rPr>
-          <w:color w:val="212121"/>
-        </w:rPr>
-        <w:t>Trivelpiece,</w:t>
+      <w:proofErr w:type="spellStart"/>
+      <w:r>
+        <w:rPr>
+          <w:color w:val="212121"/>
+        </w:rPr>
+        <w:t>Trivelpiece</w:t>
+      </w:r>
+      <w:proofErr w:type="spellEnd"/>
+      <w:r>
+        <w:rPr>
+          <w:color w:val="212121"/>
+        </w:rPr>
+        <w:t>,</w:t>
       </w:r>
       <w:r>
         <w:rPr>
@@ -7609,6 +8766,7 @@
         </w:rPr>
         <w:t xml:space="preserve"> </w:t>
       </w:r>
+      <w:proofErr w:type="spellStart"/>
       <w:r>
         <w:rPr>
           <w:i/>
@@ -7616,6 +8774,7 @@
         </w:rPr>
         <w:t>Euphausia</w:t>
       </w:r>
+      <w:proofErr w:type="spellEnd"/>
       <w:r>
         <w:rPr>
           <w:i/>
@@ -7624,12 +8783,21 @@
         </w:rPr>
         <w:t xml:space="preserve"> </w:t>
       </w:r>
+      <w:proofErr w:type="spellStart"/>
       <w:r>
         <w:rPr>
           <w:i/>
           <w:color w:val="212121"/>
         </w:rPr>
-        <w:t xml:space="preserve">superba </w:t>
+        <w:t>superba</w:t>
+      </w:r>
+      <w:proofErr w:type="spellEnd"/>
+      <w:r>
+        <w:rPr>
+          <w:i/>
+          <w:color w:val="212121"/>
+        </w:rPr>
+        <w:t xml:space="preserve"> </w:t>
       </w:r>
       <w:r>
         <w:rPr>
@@ -7687,7 +8855,21 @@
         <w:rPr>
           <w:color w:val="212121"/>
         </w:rPr>
-        <w:t xml:space="preserve">diet of Pygoscelid penguins and net trawls in the South Shetland Islands, Antarctica. Polar Biology, 30, </w:t>
+        <w:t xml:space="preserve">diet of </w:t>
+      </w:r>
+      <w:proofErr w:type="spellStart"/>
+      <w:r>
+        <w:rPr>
+          <w:color w:val="212121"/>
+        </w:rPr>
+        <w:t>Pygoscelid</w:t>
+      </w:r>
+      <w:proofErr w:type="spellEnd"/>
+      <w:r>
+        <w:rPr>
+          <w:color w:val="212121"/>
+        </w:rPr>
+        <w:t xml:space="preserve"> penguins and net trawls in the South Shetland Islands, Antarctica. Polar Biology, 30, </w:t>
       </w:r>
       <w:r>
         <w:rPr>
@@ -7924,11 +9106,19 @@
         </w:rPr>
         <w:t xml:space="preserve"> </w:t>
       </w:r>
-      <w:r>
-        <w:rPr>
-          <w:color w:val="212121"/>
-        </w:rPr>
-        <w:t>Cossio,</w:t>
+      <w:proofErr w:type="spellStart"/>
+      <w:r>
+        <w:rPr>
+          <w:color w:val="212121"/>
+        </w:rPr>
+        <w:t>Cossio</w:t>
+      </w:r>
+      <w:proofErr w:type="spellEnd"/>
+      <w:r>
+        <w:rPr>
+          <w:color w:val="212121"/>
+        </w:rPr>
+        <w:t>,</w:t>
       </w:r>
       <w:r>
         <w:rPr>
@@ -7989,11 +9179,19 @@
         </w:rPr>
         <w:t xml:space="preserve"> </w:t>
       </w:r>
-      <w:r>
-        <w:rPr>
-          <w:color w:val="212121"/>
-        </w:rPr>
-        <w:t>Demer,</w:t>
+      <w:proofErr w:type="spellStart"/>
+      <w:r>
+        <w:rPr>
+          <w:color w:val="212121"/>
+        </w:rPr>
+        <w:t>Demer</w:t>
+      </w:r>
+      <w:proofErr w:type="spellEnd"/>
+      <w:r>
+        <w:rPr>
+          <w:color w:val="212121"/>
+        </w:rPr>
+        <w:t>,</w:t>
       </w:r>
       <w:r>
         <w:rPr>
@@ -8112,13 +9310,31 @@
         </w:rPr>
         <w:t>krill (</w:t>
       </w:r>
+      <w:proofErr w:type="spellStart"/>
       <w:r>
         <w:rPr>
           <w:i/>
           <w:color w:val="212121"/>
         </w:rPr>
-        <w:t>Euphausia superba</w:t>
-      </w:r>
+        <w:t>Euphausia</w:t>
+      </w:r>
+      <w:proofErr w:type="spellEnd"/>
+      <w:r>
+        <w:rPr>
+          <w:i/>
+          <w:color w:val="212121"/>
+        </w:rPr>
+        <w:t xml:space="preserve"> </w:t>
+      </w:r>
+      <w:proofErr w:type="spellStart"/>
+      <w:r>
+        <w:rPr>
+          <w:i/>
+          <w:color w:val="212121"/>
+        </w:rPr>
+        <w:t>superba</w:t>
+      </w:r>
+      <w:proofErr w:type="spellEnd"/>
       <w:r>
         <w:rPr>
           <w:color w:val="212121"/>
@@ -8150,9 +9366,11 @@
         </w:rPr>
         <w:t xml:space="preserve"> </w:t>
       </w:r>
+      <w:proofErr w:type="spellStart"/>
       <w:r>
         <w:t>Cossio</w:t>
       </w:r>
+      <w:proofErr w:type="spellEnd"/>
       <w:r>
         <w:rPr>
           <w:spacing w:val="-3"/>
@@ -8168,9 +9386,11 @@
         </w:rPr>
         <w:t xml:space="preserve"> </w:t>
       </w:r>
+      <w:proofErr w:type="spellStart"/>
       <w:r>
         <w:t>Santora</w:t>
       </w:r>
+      <w:proofErr w:type="spellEnd"/>
       <w:r>
         <w:rPr>
           <w:spacing w:val="-3"/>
@@ -8259,7 +9479,31 @@
         <w:t xml:space="preserve"> </w:t>
       </w:r>
       <w:r>
-        <w:t>by Antarctic krill under varying sea-ice conditions: implications for top predators and fishery management. Mar Ecol Prog Ser 568:1-16. https://doi.org/10.3354/meps12099</w:t>
+        <w:t xml:space="preserve">by Antarctic krill under varying sea-ice conditions: implications for top predators and fishery management. Mar </w:t>
+      </w:r>
+      <w:proofErr w:type="spellStart"/>
+      <w:r>
+        <w:t>Ecol</w:t>
+      </w:r>
+      <w:proofErr w:type="spellEnd"/>
+      <w:r>
+        <w:t xml:space="preserve"> </w:t>
+      </w:r>
+      <w:proofErr w:type="spellStart"/>
+      <w:r>
+        <w:t>Prog</w:t>
+      </w:r>
+      <w:proofErr w:type="spellEnd"/>
+      <w:r>
+        <w:t xml:space="preserve"> </w:t>
+      </w:r>
+      <w:proofErr w:type="spellStart"/>
+      <w:r>
+        <w:t>Ser</w:t>
+      </w:r>
+      <w:proofErr w:type="spellEnd"/>
+      <w:r>
+        <w:t xml:space="preserve"> 568:1-16. https://doi.org/10.3354/meps12099</w:t>
       </w:r>
     </w:p>
     <w:p>
@@ -8272,7 +9516,23 @@
         </w:rPr>
       </w:pPr>
       <w:r>
-        <w:t>Reiss CS, Cossio AM, Walsh J, Cutter GR and Watters GM (2021). Glider-Based Estimates of Meso-Zooplankton</w:t>
+        <w:t xml:space="preserve">Reiss CS, </w:t>
+      </w:r>
+      <w:proofErr w:type="spellStart"/>
+      <w:r>
+        <w:t>Cossio</w:t>
+      </w:r>
+      <w:proofErr w:type="spellEnd"/>
+      <w:r>
+        <w:t xml:space="preserve"> AM, Walsh J, Cutter GR and Watters GM (2021). Glider-Based Estimates of </w:t>
+      </w:r>
+      <w:proofErr w:type="spellStart"/>
+      <w:r>
+        <w:t>Meso</w:t>
+      </w:r>
+      <w:proofErr w:type="spellEnd"/>
+      <w:r>
+        <w:t>-Zooplankton</w:t>
       </w:r>
       <w:r>
         <w:rPr>
@@ -8364,12 +9624,14 @@
       <w:r>
         <w:t>(</w:t>
       </w:r>
+      <w:proofErr w:type="spellStart"/>
       <w:r>
         <w:rPr>
           <w:i/>
         </w:rPr>
         <w:t>Euphausia</w:t>
       </w:r>
+      <w:proofErr w:type="spellEnd"/>
       <w:r>
         <w:rPr>
           <w:i/>
@@ -8377,14 +9639,26 @@
         </w:rPr>
         <w:t xml:space="preserve"> </w:t>
       </w:r>
+      <w:proofErr w:type="spellStart"/>
       <w:r>
         <w:rPr>
           <w:i/>
         </w:rPr>
         <w:t>superba</w:t>
       </w:r>
-      <w:r>
-        <w:t xml:space="preserve">) Around the Northern Antarctic Peninsula. Front. Mar. Sci. 8:604043. doi: </w:t>
+      <w:proofErr w:type="spellEnd"/>
+      <w:r>
+        <w:t xml:space="preserve">) Around the Northern Antarctic Peninsula. Front. Mar. Sci. 8:604043. </w:t>
+      </w:r>
+      <w:proofErr w:type="spellStart"/>
+      <w:proofErr w:type="gramStart"/>
+      <w:r>
+        <w:t>doi</w:t>
+      </w:r>
+      <w:proofErr w:type="spellEnd"/>
+      <w:proofErr w:type="gramEnd"/>
+      <w:r>
+        <w:t xml:space="preserve">: </w:t>
       </w:r>
       <w:r>
         <w:rPr>
@@ -12412,10 +13686,12 @@
     <w:p>
       <w:pPr>
         <w:rPr>
+          <w:del w:id="0" w:author="christian reiss" w:date="2025-09-18T13:27:00Z"/>
           <w:sz w:val="24"/>
           <w:szCs w:val="24"/>
         </w:rPr>
       </w:pPr>
+      <w:bookmarkStart w:id="1" w:name="_GoBack"/>
       <w:r>
         <w:rPr>
           <w:sz w:val="24"/>
@@ -13088,11 +14364,17 @@
       <w:pPr>
         <w:pStyle w:val="BodyText"/>
         <w:spacing w:before="181"/>
+        <w:rPr>
+          <w:del w:id="2" w:author="christian reiss" w:date="2025-09-18T13:25:00Z"/>
+        </w:rPr>
       </w:pPr>
     </w:p>
     <w:p>
       <w:pPr>
         <w:pStyle w:val="BodyText"/>
+        <w:rPr>
+          <w:del w:id="3" w:author="christian reiss" w:date="2025-09-18T13:25:00Z"/>
+        </w:rPr>
       </w:pPr>
     </w:p>
     <w:p>
@@ -13102,13 +14384,16 @@
           <w:szCs w:val="24"/>
         </w:rPr>
       </w:pPr>
-      <w:r>
-        <w:br w:type="page"/>
-      </w:r>
+      <w:del w:id="4" w:author="christian reiss" w:date="2025-09-18T13:25:00Z">
+        <w:r>
+          <w:br w:type="page"/>
+        </w:r>
+      </w:del>
     </w:p>
     <w:p>
       <w:pPr>
         <w:rPr>
+          <w:del w:id="5" w:author="christian reiss" w:date="2025-09-18T13:27:00Z"/>
           <w:sz w:val="24"/>
           <w:szCs w:val="24"/>
         </w:rPr>
@@ -13118,9 +14403,9 @@
           <w:sz w:val="24"/>
           <w:szCs w:val="24"/>
         </w:rPr>
-        <w:lastRenderedPageBreak/>
         <w:t xml:space="preserve">Table 4. Antarctic krill density estimates and standard deviation of </w:t>
       </w:r>
+      <w:proofErr w:type="gramStart"/>
       <w:r>
         <w:rPr>
           <w:sz w:val="24"/>
@@ -13128,6 +14413,7 @@
         </w:rPr>
         <w:t>swarms</w:t>
       </w:r>
+      <w:proofErr w:type="gramEnd"/>
       <w:r>
         <w:rPr>
           <w:sz w:val="24"/>
@@ -13789,6 +15075,7 @@
     <w:p>
       <w:pPr>
         <w:rPr>
+          <w:del w:id="6" w:author="christian reiss" w:date="2025-09-18T13:27:00Z"/>
           <w:sz w:val="24"/>
           <w:szCs w:val="24"/>
         </w:rPr>
@@ -13797,17 +15084,21 @@
     <w:p>
       <w:pPr>
         <w:pStyle w:val="BodyText"/>
+        <w:rPr>
+          <w:del w:id="7" w:author="christian reiss" w:date="2025-09-18T13:27:00Z"/>
+        </w:rPr>
       </w:pPr>
-      <w:r>
-        <w:br w:type="page"/>
-      </w:r>
+      <w:del w:id="8" w:author="christian reiss" w:date="2025-09-18T13:27:00Z">
+        <w:r>
+          <w:br w:type="page"/>
+        </w:r>
+      </w:del>
     </w:p>
     <w:p>
       <w:pPr>
         <w:pStyle w:val="BodyText"/>
       </w:pPr>
       <w:r>
-        <w:lastRenderedPageBreak/>
         <w:t>Table 5. Table of bootstrapped densities with lower and upper confidence intervals and the number of binned data samples for the entire area using 0.2°</w:t>
       </w:r>
       <w:r>
@@ -14919,6 +16210,7 @@
         <w:br w:type="page"/>
       </w:r>
     </w:p>
+    <w:bookmarkEnd w:id="1"/>
     <w:p>
       <w:pPr>
         <w:pStyle w:val="BodyText"/>
@@ -15105,9 +16397,11 @@
         </w:rPr>
         <w:t xml:space="preserve"> deployed in the </w:t>
       </w:r>
+      <w:proofErr w:type="spellStart"/>
       <w:r>
         <w:t>Bransfield</w:t>
       </w:r>
+      <w:proofErr w:type="spellEnd"/>
       <w:r>
         <w:rPr>
           <w:spacing w:val="-1"/>
@@ -15118,7 +16412,14 @@
         <w:rPr>
           <w:spacing w:val="-2"/>
         </w:rPr>
-        <w:t>Strait during the austral summer 2023/24. Overlain on the map is the 0.2</w:t>
+        <w:t xml:space="preserve">Strait during the austral summer 2023/24. Overlain on the map </w:t>
+      </w:r>
+      <w:proofErr w:type="gramStart"/>
+      <w:r>
+        <w:rPr>
+          <w:spacing w:val="-2"/>
+        </w:rPr>
+        <w:t>is the 0.2</w:t>
       </w:r>
       <w:r>
         <w:t>°</w:t>
@@ -15136,7 +16437,14 @@
         <w:rPr>
           <w:spacing w:val="-2"/>
         </w:rPr>
-        <w:t xml:space="preserve"> grid (~10km by 10km) used to allocate dives into grid cells for bootstrapping the biomass density.</w:t>
+        <w:t xml:space="preserve"> grid (~10km by 10km) used</w:t>
+      </w:r>
+      <w:proofErr w:type="gramEnd"/>
+      <w:r>
+        <w:rPr>
+          <w:spacing w:val="-2"/>
+        </w:rPr>
+        <w:t xml:space="preserve"> to allocate dives into grid cells for bootstrapping the biomass density.</w:t>
       </w:r>
     </w:p>
     <w:p>
@@ -15188,7 +16496,7 @@
         </w:rPr>
         <w:lastRenderedPageBreak/>
         <w:drawing>
-          <wp:inline distT="0" distB="0" distL="0" distR="0" wp14:anchorId="4D18337B" wp14:editId="347BCBED">
+          <wp:inline distT="0" distB="0" distL="0" distR="0" wp14:anchorId="4D18337B" wp14:editId="50100071">
             <wp:extent cx="6149340" cy="2343150"/>
             <wp:effectExtent l="0" t="0" r="0" b="0"/>
             <wp:docPr id="2" name="Picture 7"/>
@@ -15814,13 +17122,53 @@
     <w:p/>
     <w:p>
       <w:r>
-        <w:t>The U. S. AMLR Program is proposing to deploy up to 12 subsurface moorings in Bransfield Strait, South Shetland Islands, Antarctica in late 2025 and early 2026 (Figure 1). The purpose of these mooring deployments is to collect data on the seasonal transport of krill-like scatterers, the availability of krill in the vicinity of predator foraging areas, and the movement of krill in an important krill fishing area. Secondary U. S. AMLR goals include increasing understanding of the transport and mixing of waters between the southern part of the west Antarctic Peninsula and the northern Antarctic Peninsula. We intend to deploy these moorings for approximately 18 months depending on the exact deployment dates, and the likely recovery dates in austral autumn (March – April) of 2027.  These data are critical for continuing time series of krill movement necessary to better test the krill stock hypothesis, and to develop more appropriate harvest strategies for Antarctic krill.</w:t>
+        <w:t xml:space="preserve">The U. S. AMLR Program is proposing to deploy up to 12 subsurface moorings in </w:t>
+      </w:r>
+      <w:proofErr w:type="spellStart"/>
+      <w:r>
+        <w:t>Bransfield</w:t>
+      </w:r>
+      <w:proofErr w:type="spellEnd"/>
+      <w:r>
+        <w:t xml:space="preserve"> Strait, South Shetland Islands, Antarctica in late 2025 and early 2026 (Figure 1). The purpose of these mooring deployments is to collect data on the seasonal transport of krill-like </w:t>
+      </w:r>
+      <w:proofErr w:type="spellStart"/>
+      <w:r>
+        <w:t>scatterers</w:t>
+      </w:r>
+      <w:proofErr w:type="spellEnd"/>
+      <w:r>
+        <w:t xml:space="preserve">, the availability of krill </w:t>
+      </w:r>
+      <w:proofErr w:type="gramStart"/>
+      <w:r>
+        <w:t>in the vicinity of</w:t>
+      </w:r>
+      <w:proofErr w:type="gramEnd"/>
+      <w:r>
+        <w:t xml:space="preserve"> predator foraging areas, and the movement of krill in an important krill fishing area. Secondary U. S. AMLR goals include increasing understanding of the transport and mixing of waters between the southern part of the west Antarctic Peninsula and the northern Antarctic Peninsula. We intend to deploy these moorings for approximately 18 months depending on the exact deployment dates, and the likely recovery dates in austral autumn (March – April) of 2027.  These data are critical for continuing time series of krill movement necessary to better test the krill stock hypothesis, and to develop more appropriate harvest strategies for Antarctic krill.</w:t>
       </w:r>
     </w:p>
     <w:p/>
     <w:p>
       <w:r>
-        <w:t>The deployment of the mooring array may happen in three distinct events through partnerships with the U. S. National Science Foundation, and hopefully with the support of other CCAMLR members, or the krill fishery itself.  Currently, deployments are loosely scheduled for two cruises. We will deploy on National Science Foundation (NSF) cruise NBP 25-10 (PI: Alison Murray; Desert Research Institute) in early November (Figure 1, Red). We hope to have NSF deploy moorings as part of their Palmer LTER cruise NBP 26-01 (Figure 1, yellow). We are hoping that additional deployments can be made by CCAMLR Members or the fishery during the austral summer (Figure 1, black).</w:t>
+        <w:t xml:space="preserve">The deployment of the mooring array may happen in three distinct events through partnerships with the U. S. National Science Foundation, and hopefully with the support of other CCAMLR members, or the krill fishery itself.  Currently, deployments </w:t>
+      </w:r>
+      <w:proofErr w:type="gramStart"/>
+      <w:r>
+        <w:t>are loosely scheduled</w:t>
+      </w:r>
+      <w:proofErr w:type="gramEnd"/>
+      <w:r>
+        <w:t xml:space="preserve"> for two cruises. We will deploy on National Science Foundation (NSF) cruise NBP 25-10 (PI: Alison Murray; Desert Research Institute) in early November (Figure 1, Red). We hope to have NSF deploy moorings as part of their Palmer LTER cruise NBP 26-01 (Figure 1, yellow). We are hoping that </w:t>
+      </w:r>
+      <w:proofErr w:type="gramStart"/>
+      <w:r>
+        <w:t>additional deployments can be made by CCAMLR Members or the fishery</w:t>
+      </w:r>
+      <w:proofErr w:type="gramEnd"/>
+      <w:r>
+        <w:t xml:space="preserve"> during the austral summer (Figure 1, black).</w:t>
       </w:r>
     </w:p>
     <w:p/>
@@ -15832,13 +17180,69 @@
     <w:p/>
     <w:p>
       <w:r>
-        <w:t>All acoustic moorings will be bottom anchored with a 350kg train wheel, double acoustic releases, an upward facing Nortek Signature 100 (ADCP/Echosounder), and 2 CTDs ()see Figure 2).  CTDs are attached to the underside of the mooring buoy, and approximately 2m above the acoustic releases. Xenon flashers and iridium beacons are attached to the top of the mooring buoy. In all mooring locations except CS4 (Table 1),  the top of the mooring will be located between 300 and 350 m from the surface. In general, settings on the instruments will ensure that more than 18 months of data can be collected in the event that recovery is delayed.</w:t>
+        <w:t>All acoustic moorings will be bottom anchored with a 350kg train wheel, double acoustic releases, an upward facing Nortek Signature 100 (ADCP/</w:t>
+      </w:r>
+      <w:proofErr w:type="spellStart"/>
+      <w:r>
+        <w:t>Echosounder</w:t>
+      </w:r>
+      <w:proofErr w:type="spellEnd"/>
+      <w:r>
+        <w:t xml:space="preserve">), and 2 CTDs ()see Figure 2).  CTDs </w:t>
+      </w:r>
+      <w:proofErr w:type="gramStart"/>
+      <w:r>
+        <w:t>are attached</w:t>
+      </w:r>
+      <w:proofErr w:type="gramEnd"/>
+      <w:r>
+        <w:t xml:space="preserve"> to the underside of the mooring buoy, and approximately 2m above the acoustic releases. Xenon flashers and iridium beacons </w:t>
+      </w:r>
+      <w:proofErr w:type="gramStart"/>
+      <w:r>
+        <w:t>are attached</w:t>
+      </w:r>
+      <w:proofErr w:type="gramEnd"/>
+      <w:r>
+        <w:t xml:space="preserve"> to the top of the mooring buoy. In all mooring locations except CS4 (Table 1)</w:t>
+      </w:r>
+      <w:proofErr w:type="gramStart"/>
+      <w:r>
+        <w:t>,  the</w:t>
+      </w:r>
+      <w:proofErr w:type="gramEnd"/>
+      <w:r>
+        <w:t xml:space="preserve"> top of the mooring will be located between 300 and 350 m from the surface. In general, settings on the instruments will ensure that more than 18 months of data </w:t>
+      </w:r>
+      <w:proofErr w:type="gramStart"/>
+      <w:r>
+        <w:t>can be collected</w:t>
+      </w:r>
+      <w:proofErr w:type="gramEnd"/>
+      <w:r>
+        <w:t xml:space="preserve"> in the event that recovery is delayed.</w:t>
       </w:r>
     </w:p>
     <w:p/>
     <w:p>
       <w:r>
-        <w:t xml:space="preserve">For each deployment, the U. S. AMLR Program will provide sufficient spare parts (shackles, line, batteries, etc.) to ensure that small changes in the location of moorings can be accommodated. Additionally, an acoustic transponder will be provided, along with codes for ensuring that instruments can be contacted after deployment. In general, final assembly of these moorings takes two persons approximately 15 minutes, and deployments take about 30 minutes depending on the sea state and deployment method.  </w:t>
+        <w:t xml:space="preserve">For each deployment, the U. S. AMLR Program will provide sufficient spare parts (shackles, line, batteries, etc.) to ensure that small changes in the location of moorings </w:t>
+      </w:r>
+      <w:proofErr w:type="gramStart"/>
+      <w:r>
+        <w:t>can be accommodated</w:t>
+      </w:r>
+      <w:proofErr w:type="gramEnd"/>
+      <w:r>
+        <w:t xml:space="preserve">. Additionally, an acoustic transponder </w:t>
+      </w:r>
+      <w:proofErr w:type="gramStart"/>
+      <w:r>
+        <w:t>will be provided</w:t>
+      </w:r>
+      <w:proofErr w:type="gramEnd"/>
+      <w:r>
+        <w:t xml:space="preserve">, along with codes for ensuring that instruments can be contacted after deployment. In general, final assembly of these moorings takes two persons approximately 15 minutes, and deployments take about 30 minutes depending on the sea state and deployment method.  </w:t>
       </w:r>
     </w:p>
     <w:p/>
@@ -15856,14 +17260,30 @@
     <w:p/>
     <w:p>
       <w:r>
-        <w:t>All equipment and supplies will be sent to Punta Arenas as part of the usual U. S. AMLR Program annual deployment. Two AMLR technicians will arrive in late October 2025 to pre-assemble and program most of each mooring. One NOAA contract scientist will join the November deployment to deploy five moorings. Partners will finalize assembly and deploy remaining moorings during individual cruises.</w:t>
+        <w:t xml:space="preserve">All equipment and supplies </w:t>
+      </w:r>
+      <w:proofErr w:type="gramStart"/>
+      <w:r>
+        <w:t>will be sent</w:t>
+      </w:r>
+      <w:proofErr w:type="gramEnd"/>
+      <w:r>
+        <w:t xml:space="preserve"> to Punta Arenas as part of the usual U. S. AMLR Program annual deployment. Two AMLR technicians will arrive in late October 2025 to pre-assemble and program most of each mooring. One NOAA contract scientist will join the November deployment to deploy five moorings. Partners will finalize assembly and deploy remaining moorings during individual cruises.</w:t>
       </w:r>
       <w:r>
         <w:br w:type="page"/>
       </w:r>
       <w:r>
         <w:lastRenderedPageBreak/>
-        <w:t>Figure (1) Map of proposed 2025-26 austral summer sub-surface mooring deployment by the U. S. AMLR Program.  November deployment by U. S. AMLR Program (red), January deployment by U. S. NSF collaborators (yellow), and proposed but uncommitted deployment of moorings within the Bransfield Strait krill fishing area</w:t>
+        <w:t xml:space="preserve">Figure (1) Map of proposed 2025-26 austral summer sub-surface mooring deployment by the U. S. AMLR Program.  November deployment by U. S. AMLR Program (red), January deployment by U. S. NSF collaborators (yellow), and proposed but uncommitted deployment of moorings within the </w:t>
+      </w:r>
+      <w:proofErr w:type="spellStart"/>
+      <w:r>
+        <w:t>Bransfield</w:t>
+      </w:r>
+      <w:proofErr w:type="spellEnd"/>
+      <w:r>
+        <w:t xml:space="preserve"> Strait krill fishing area</w:t>
       </w:r>
     </w:p>
     <w:p>
@@ -15928,7 +17348,15 @@
     <w:p>
       <w:r>
         <w:lastRenderedPageBreak/>
-        <w:t>Figure (2) Typical U.S. AMLR Program mooring configurations showing mooring configuration of instruments, and assembly details. The total amount of line, may need to be modified prior to deployment. Most deployments take less than 30 minutes (videos available).</w:t>
+        <w:t xml:space="preserve">Figure (2) Typical U.S. AMLR Program mooring configurations showing mooring configuration of instruments, and assembly details. The total amount of </w:t>
+      </w:r>
+      <w:proofErr w:type="gramStart"/>
+      <w:r>
+        <w:t>line,</w:t>
+      </w:r>
+      <w:proofErr w:type="gramEnd"/>
+      <w:r>
+        <w:t xml:space="preserve"> may need to be modified prior to deployment. Most deployments take less than 30 minutes (videos available).</w:t>
       </w:r>
     </w:p>
     <w:p>
@@ -16065,8 +17493,16 @@
 </w:document>
 </file>
 
+<file path=word/people.xml><?xml version="1.0" encoding="utf-8"?>
+<w15:people xmlns:wpc="http://schemas.microsoft.com/office/word/2010/wordprocessingCanvas" xmlns:cx="http://schemas.microsoft.com/office/drawing/2014/chartex" xmlns:cx1="http://schemas.microsoft.com/office/drawing/2015/9/8/chartex" xmlns:mc="http://schemas.openxmlformats.org/markup-compatibility/2006" xmlns:o="urn:schemas-microsoft-com:office:office" xmlns:r="http://schemas.openxmlformats.org/officeDocument/2006/relationships" xmlns:m="http://schemas.openxmlformats.org/officeDocument/2006/math" xmlns:v="urn:schemas-microsoft-com:vml" xmlns:wp14="http://schemas.microsoft.com/office/word/2010/wordprocessingDrawing" xmlns:wp="http://schemas.openxmlformats.org/drawingml/2006/wordprocessingDrawing" xmlns:w10="urn:schemas-microsoft-com:office:word" xmlns:w="http://schemas.openxmlformats.org/wordprocessingml/2006/main" xmlns:w14="http://schemas.microsoft.com/office/word/2010/wordml" xmlns:w15="http://schemas.microsoft.com/office/word/2012/wordml" xmlns:w16se="http://schemas.microsoft.com/office/word/2015/wordml/symex" xmlns:wpg="http://schemas.microsoft.com/office/word/2010/wordprocessingGroup" xmlns:wpi="http://schemas.microsoft.com/office/word/2010/wordprocessingInk" xmlns:wne="http://schemas.microsoft.com/office/word/2006/wordml" xmlns:wps="http://schemas.microsoft.com/office/word/2010/wordprocessingShape" mc:Ignorable="w14 w15 w16se wp14">
+  <w15:person w15:author="christian reiss">
+    <w15:presenceInfo w15:providerId="Windows Live" w15:userId="1f539bf2b1a02f08"/>
+  </w15:person>
+</w15:people>
+</file>
+
 <file path=word/styles.xml><?xml version="1.0" encoding="utf-8"?>
-<w:styles xmlns:mc="http://schemas.openxmlformats.org/markup-compatibility/2006" xmlns:r="http://schemas.openxmlformats.org/officeDocument/2006/relationships" xmlns:w="http://schemas.openxmlformats.org/wordprocessingml/2006/main" xmlns:w14="http://schemas.microsoft.com/office/word/2010/wordml" xmlns:w15="http://schemas.microsoft.com/office/word/2012/wordml" xmlns:w16cex="http://schemas.microsoft.com/office/word/2018/wordml/cex" xmlns:w16cid="http://schemas.microsoft.com/office/word/2016/wordml/cid" xmlns:w16="http://schemas.microsoft.com/office/word/2018/wordml" xmlns:w16sdtdh="http://schemas.microsoft.com/office/word/2020/wordml/sdtdatahash" xmlns:w16se="http://schemas.microsoft.com/office/word/2015/wordml/symex" mc:Ignorable="w14 w15 w16se w16cid w16 w16cex w16sdtdh">
+<w:styles xmlns:mc="http://schemas.openxmlformats.org/markup-compatibility/2006" xmlns:r="http://schemas.openxmlformats.org/officeDocument/2006/relationships" xmlns:w="http://schemas.openxmlformats.org/wordprocessingml/2006/main" xmlns:w14="http://schemas.microsoft.com/office/word/2010/wordml" xmlns:w15="http://schemas.microsoft.com/office/word/2012/wordml" xmlns:w16se="http://schemas.microsoft.com/office/word/2015/wordml/symex" mc:Ignorable="w14 w15 w16se">
   <w:docDefaults>
     <w:rPrDefault>
       <w:rPr>
@@ -16082,7 +17518,7 @@
       </w:pPr>
     </w:pPrDefault>
   </w:docDefaults>
-  <w:latentStyles w:defLockedState="0" w:defUIPriority="99" w:defSemiHidden="0" w:defUnhideWhenUsed="0" w:defQFormat="0" w:count="376">
+  <w:latentStyles w:defLockedState="0" w:defUIPriority="99" w:defSemiHidden="0" w:defUnhideWhenUsed="0" w:defQFormat="0" w:count="371">
     <w:lsdException w:name="Normal" w:uiPriority="0" w:qFormat="1"/>
     <w:lsdException w:name="heading 1" w:uiPriority="9" w:qFormat="1"/>
     <w:lsdException w:name="heading 2" w:semiHidden="1" w:uiPriority="9" w:unhideWhenUsed="1" w:qFormat="1"/>
@@ -16454,11 +17890,6 @@
     <w:lsdException w:name="List Table 5 Dark Accent 6" w:uiPriority="50"/>
     <w:lsdException w:name="List Table 6 Colorful Accent 6" w:uiPriority="51"/>
     <w:lsdException w:name="List Table 7 Colorful Accent 6" w:uiPriority="52"/>
-    <w:lsdException w:name="Mention" w:semiHidden="1" w:unhideWhenUsed="1"/>
-    <w:lsdException w:name="Smart Hyperlink" w:semiHidden="1" w:unhideWhenUsed="1"/>
-    <w:lsdException w:name="Hashtag" w:semiHidden="1" w:unhideWhenUsed="1"/>
-    <w:lsdException w:name="Unresolved Mention" w:semiHidden="1" w:unhideWhenUsed="1"/>
-    <w:lsdException w:name="Smart Link" w:semiHidden="1" w:unhideWhenUsed="1"/>
   </w:latentStyles>
   <w:style w:type="paragraph" w:default="1" w:styleId="Normal">
     <w:name w:val="Normal"/>
